--- a/manuscript/Blattabacterium HGT_supp-material_2025-05-01.docx
+++ b/manuscript/Blattabacterium HGT_supp-material_2025-05-01.docx
@@ -1094,7 +1094,6 @@
         </w:rPr>
         <w:t xml:space="preserve"> chunks, and aligned chunks that aligned within </w:t>
       </w:r>
-      <w:commentRangeStart w:id="2"/>
       <w:r>
         <w:rPr>
           <w:rFonts w:eastAsia="Times New Roman" w:cstheme="minorHAnsi"/>
@@ -1102,19 +1101,28 @@
         </w:rPr>
         <w:t>150</w:t>
       </w:r>
-      <w:commentRangeEnd w:id="2"/>
-      <w:r>
-        <w:rPr>
-          <w:rStyle w:val="CommentReference"/>
-        </w:rPr>
-        <w:commentReference w:id="2"/>
-      </w:r>
-      <w:r>
-        <w:rPr>
-          <w:rFonts w:eastAsia="Times New Roman" w:cstheme="minorHAnsi"/>
-          <w:color w:val="000000" w:themeColor="text1"/>
-        </w:rPr>
-        <w:t xml:space="preserve"> bp </w:t>
+      <w:r>
+        <w:rPr>
+          <w:rFonts w:eastAsia="Times New Roman" w:cstheme="minorHAnsi"/>
+          <w:color w:val="000000" w:themeColor="text1"/>
+        </w:rPr>
+        <w:t xml:space="preserve"> </w:t>
+      </w:r>
+      <w:proofErr w:type="spellStart"/>
+      <w:r>
+        <w:rPr>
+          <w:rFonts w:eastAsia="Times New Roman" w:cstheme="minorHAnsi"/>
+          <w:color w:val="000000" w:themeColor="text1"/>
+        </w:rPr>
+        <w:t>bp</w:t>
+      </w:r>
+      <w:proofErr w:type="spellEnd"/>
+      <w:r>
+        <w:rPr>
+          <w:rFonts w:eastAsia="Times New Roman" w:cstheme="minorHAnsi"/>
+          <w:color w:val="000000" w:themeColor="text1"/>
+        </w:rPr>
+        <w:t xml:space="preserve"> </w:t>
       </w:r>
       <w:r>
         <w:rPr>
@@ -1167,7 +1175,7 @@
         <w:rPr>
           <w:rFonts w:eastAsia="Times New Roman" w:cstheme="minorHAnsi"/>
           <w:color w:val="FF0000"/>
-          <w:rPrChange w:id="3" w:author="Maxim Warwick Dus Adams" w:date="2025-01-15T16:59:00Z">
+          <w:rPrChange w:id="2" w:author="Maxim Warwick Dus Adams" w:date="2025-01-15T16:59:00Z">
             <w:rPr>
               <w:rFonts w:eastAsia="Times New Roman" w:cstheme="minorHAnsi"/>
               <w:color w:val="000000" w:themeColor="text1"/>
@@ -1203,7 +1211,7 @@
         </w:rPr>
         <w:t xml:space="preserve">First, </w:t>
       </w:r>
-      <w:ins w:id="4" w:author="Maxim Warwick Dus Adams" w:date="2025-01-15T16:55:00Z">
+      <w:ins w:id="3" w:author="Maxim Warwick Dus Adams" w:date="2025-01-15T16:55:00Z">
         <w:r>
           <w:rPr>
             <w:rFonts w:eastAsia="Times New Roman" w:cstheme="minorHAnsi"/>
@@ -1212,7 +1220,7 @@
           <w:t xml:space="preserve">we conservatively removed any contigs in which </w:t>
         </w:r>
       </w:ins>
-      <w:del w:id="5" w:author="Maxim Warwick Dus Adams" w:date="2025-01-15T16:56:00Z">
+      <w:del w:id="4" w:author="Maxim Warwick Dus Adams" w:date="2025-01-15T16:56:00Z">
         <w:r>
           <w:rPr>
             <w:rFonts w:eastAsia="Times New Roman" w:cstheme="minorHAnsi"/>
@@ -1245,7 +1253,7 @@
         </w:rPr>
         <w:t xml:space="preserve"> sequences </w:t>
       </w:r>
-      <w:del w:id="6" w:author="Maxim Warwick Dus Adams" w:date="2025-01-15T16:56:00Z">
+      <w:del w:id="5" w:author="Maxim Warwick Dus Adams" w:date="2025-01-15T16:56:00Z">
         <w:r>
           <w:rPr>
             <w:rFonts w:eastAsia="Times New Roman" w:cstheme="minorHAnsi"/>
@@ -1254,7 +1262,7 @@
           <w:delText xml:space="preserve">that </w:delText>
         </w:r>
       </w:del>
-      <w:ins w:id="7" w:author="Maxim Warwick Dus Adams" w:date="2025-01-15T16:56:00Z">
+      <w:ins w:id="6" w:author="Maxim Warwick Dus Adams" w:date="2025-01-15T16:56:00Z">
         <w:r>
           <w:rPr>
             <w:rFonts w:eastAsia="Times New Roman" w:cstheme="minorHAnsi"/>
@@ -1277,7 +1285,7 @@
           <w:t xml:space="preserve">been </w:t>
         </w:r>
       </w:ins>
-      <w:del w:id="8" w:author="Maxim Warwick Dus Adams" w:date="2025-01-15T16:56:00Z">
+      <w:del w:id="7" w:author="Maxim Warwick Dus Adams" w:date="2025-01-15T16:56:00Z">
         <w:r>
           <w:rPr>
             <w:rFonts w:eastAsia="Times New Roman" w:cstheme="minorHAnsi"/>
@@ -1286,7 +1294,7 @@
           <w:delText xml:space="preserve">were </w:delText>
         </w:r>
       </w:del>
-      <w:del w:id="9" w:author="Maxim Warwick Dus Adams" w:date="2025-01-15T16:40:00Z">
+      <w:del w:id="8" w:author="Maxim Warwick Dus Adams" w:date="2025-01-15T16:40:00Z">
         <w:r>
           <w:rPr>
             <w:rFonts w:eastAsia="Times New Roman" w:cstheme="minorHAnsi"/>
@@ -1295,7 +1303,7 @@
           <w:delText xml:space="preserve">inadvertently </w:delText>
         </w:r>
       </w:del>
-      <w:ins w:id="10" w:author="Maxim Warwick Dus Adams" w:date="2025-01-15T16:40:00Z">
+      <w:ins w:id="9" w:author="Maxim Warwick Dus Adams" w:date="2025-01-15T16:40:00Z">
         <w:r>
           <w:rPr>
             <w:rFonts w:eastAsia="Times New Roman" w:cstheme="minorHAnsi"/>
@@ -1304,7 +1312,7 @@
           <w:t xml:space="preserve">erroneously </w:t>
         </w:r>
       </w:ins>
-      <w:ins w:id="11" w:author="Maxim Warwick Dus Adams" w:date="2025-01-15T16:41:00Z">
+      <w:ins w:id="10" w:author="Maxim Warwick Dus Adams" w:date="2025-01-15T16:41:00Z">
         <w:r>
           <w:rPr>
             <w:rFonts w:eastAsia="Times New Roman" w:cstheme="minorHAnsi"/>
@@ -1320,7 +1328,7 @@
         </w:rPr>
         <w:t>characterized as HGT inserts</w:t>
       </w:r>
-      <w:ins w:id="12" w:author="Maxim Warwick Dus Adams" w:date="2025-01-15T16:41:00Z">
+      <w:ins w:id="11" w:author="Maxim Warwick Dus Adams" w:date="2025-01-15T16:41:00Z">
         <w:r>
           <w:rPr>
             <w:rFonts w:eastAsia="Times New Roman" w:cstheme="minorHAnsi"/>
@@ -1329,7 +1337,7 @@
           <w:t>)</w:t>
         </w:r>
       </w:ins>
-      <w:del w:id="13" w:author="Maxim Warwick Dus Adams" w:date="2025-01-15T16:56:00Z">
+      <w:del w:id="12" w:author="Maxim Warwick Dus Adams" w:date="2025-01-15T16:56:00Z">
         <w:r>
           <w:rPr>
             <w:rFonts w:eastAsia="Times New Roman" w:cstheme="minorHAnsi"/>
@@ -1345,7 +1353,7 @@
         </w:rPr>
         <w:t>.</w:t>
       </w:r>
-      <w:ins w:id="14" w:author="Maxim Warwick Dus Adams" w:date="2025-01-15T16:56:00Z">
+      <w:ins w:id="13" w:author="Maxim Warwick Dus Adams" w:date="2025-01-15T16:56:00Z">
         <w:r>
           <w:rPr>
             <w:rFonts w:eastAsia="Times New Roman" w:cstheme="minorHAnsi"/>
@@ -1354,7 +1362,7 @@
           <w:t xml:space="preserve"> </w:t>
         </w:r>
       </w:ins>
-      <w:ins w:id="15" w:author="Maxim Warwick Dus Adams" w:date="2025-01-15T16:49:00Z">
+      <w:ins w:id="14" w:author="Maxim Warwick Dus Adams" w:date="2025-01-15T16:49:00Z">
         <w:r>
           <w:rPr>
             <w:rFonts w:eastAsia="Times New Roman" w:cstheme="minorHAnsi"/>
@@ -1363,7 +1371,7 @@
           <w:t>Any contigs for which the</w:t>
         </w:r>
       </w:ins>
-      <w:ins w:id="16" w:author="Maxim Warwick Dus Adams" w:date="2025-01-15T16:44:00Z">
+      <w:ins w:id="15" w:author="Maxim Warwick Dus Adams" w:date="2025-01-15T16:44:00Z">
         <w:r>
           <w:rPr>
             <w:rFonts w:eastAsia="Times New Roman" w:cstheme="minorHAnsi"/>
@@ -1372,7 +1380,7 @@
           <w:t xml:space="preserve"> total length of putative bacterial sequences (identified using the method above) was</w:t>
         </w:r>
       </w:ins>
-      <w:ins w:id="17" w:author="Maxim Warwick Dus Adams" w:date="2025-01-15T16:42:00Z">
+      <w:ins w:id="16" w:author="Maxim Warwick Dus Adams" w:date="2025-01-15T16:42:00Z">
         <w:r>
           <w:rPr>
             <w:rFonts w:eastAsia="Times New Roman" w:cstheme="minorHAnsi"/>
@@ -1381,7 +1389,7 @@
           <w:t xml:space="preserve"> </w:t>
         </w:r>
       </w:ins>
-      <w:ins w:id="18" w:author="Maxim Warwick Dus Adams" w:date="2025-01-15T16:44:00Z">
+      <w:ins w:id="17" w:author="Maxim Warwick Dus Adams" w:date="2025-01-15T16:44:00Z">
         <w:r>
           <w:rPr>
             <w:rFonts w:eastAsia="Times New Roman" w:cstheme="minorHAnsi"/>
@@ -1397,7 +1405,7 @@
           <w:t xml:space="preserve"> 20% </w:t>
         </w:r>
       </w:ins>
-      <w:ins w:id="19" w:author="Maxim Warwick Dus Adams" w:date="2025-01-15T16:56:00Z">
+      <w:ins w:id="18" w:author="Maxim Warwick Dus Adams" w:date="2025-01-15T16:56:00Z">
         <w:r>
           <w:rPr>
             <w:rFonts w:eastAsia="Times New Roman" w:cstheme="minorHAnsi"/>
@@ -1406,7 +1414,7 @@
           <w:t xml:space="preserve">of </w:t>
         </w:r>
       </w:ins>
-      <w:ins w:id="20" w:author="Maxim Warwick Dus Adams" w:date="2025-01-15T16:44:00Z">
+      <w:ins w:id="19" w:author="Maxim Warwick Dus Adams" w:date="2025-01-15T16:44:00Z">
         <w:r>
           <w:rPr>
             <w:rFonts w:eastAsia="Times New Roman" w:cstheme="minorHAnsi"/>
@@ -1415,7 +1423,7 @@
           <w:t>the total contig length were removed</w:t>
         </w:r>
       </w:ins>
-      <w:ins w:id="21" w:author="Maxim Warwick Dus Adams" w:date="2025-01-15T16:45:00Z">
+      <w:ins w:id="20" w:author="Maxim Warwick Dus Adams" w:date="2025-01-15T16:45:00Z">
         <w:r>
           <w:rPr>
             <w:rFonts w:eastAsia="Times New Roman" w:cstheme="minorHAnsi"/>
@@ -1424,7 +1432,7 @@
           <w:t>.</w:t>
         </w:r>
       </w:ins>
-      <w:ins w:id="22" w:author="Maxim Warwick Dus Adams" w:date="2025-01-15T16:56:00Z">
+      <w:ins w:id="21" w:author="Maxim Warwick Dus Adams" w:date="2025-01-15T16:56:00Z">
         <w:r>
           <w:rPr>
             <w:rFonts w:eastAsia="Times New Roman" w:cstheme="minorHAnsi"/>
@@ -1433,7 +1441,7 @@
           <w:t xml:space="preserve"> In addition</w:t>
         </w:r>
       </w:ins>
-      <w:ins w:id="23" w:author="Maxim Warwick Dus Adams" w:date="2025-01-15T16:58:00Z">
+      <w:ins w:id="22" w:author="Maxim Warwick Dus Adams" w:date="2025-01-15T16:58:00Z">
         <w:r>
           <w:rPr>
             <w:rFonts w:eastAsia="Times New Roman" w:cstheme="minorHAnsi"/>
@@ -1442,7 +1450,7 @@
           <w:t xml:space="preserve">, we conservatively removed any contigs with </w:t>
         </w:r>
       </w:ins>
-      <w:ins w:id="24" w:author="Maxim Warwick Dus Adams" w:date="2025-01-15T16:59:00Z">
+      <w:ins w:id="23" w:author="Maxim Warwick Dus Adams" w:date="2025-01-15T16:59:00Z">
         <w:r>
           <w:rPr>
             <w:rFonts w:eastAsia="Times New Roman" w:cstheme="minorHAnsi"/>
@@ -1451,7 +1459,7 @@
           <w:t xml:space="preserve">putative HGT inserts above 10,000 bp in length (which were found to be significant outliers based on the length distributions of all putative inserts in our dataset). </w:t>
         </w:r>
       </w:ins>
-      <w:del w:id="25" w:author="Maxim Warwick Dus Adams" w:date="2025-01-15T16:41:00Z">
+      <w:del w:id="24" w:author="Maxim Warwick Dus Adams" w:date="2025-01-15T16:41:00Z">
         <w:r>
           <w:rPr>
             <w:rFonts w:eastAsia="Times New Roman" w:cstheme="minorHAnsi"/>
@@ -1527,29 +1535,7 @@
           <w:rFonts w:eastAsia="Times New Roman" w:cstheme="minorHAnsi"/>
           <w:color w:val="000000" w:themeColor="text1"/>
         </w:rPr>
-        <w:t xml:space="preserve"> v2.2.3. Inserts were considered false duplicates and removed if the resultant sequence identity was &gt;90% (alternative threshold &gt;</w:t>
-      </w:r>
-      <w:commentRangeStart w:id="26"/>
-      <w:r>
-        <w:rPr>
-          <w:rFonts w:eastAsia="Times New Roman" w:cstheme="minorHAnsi"/>
-          <w:color w:val="000000" w:themeColor="text1"/>
-        </w:rPr>
-        <w:t>95</w:t>
-      </w:r>
-      <w:commentRangeEnd w:id="26"/>
-      <w:r>
-        <w:rPr>
-          <w:rStyle w:val="CommentReference"/>
-        </w:rPr>
-        <w:commentReference w:id="26"/>
-      </w:r>
-      <w:r>
-        <w:rPr>
-          <w:rFonts w:eastAsia="Times New Roman" w:cstheme="minorHAnsi"/>
-          <w:color w:val="000000" w:themeColor="text1"/>
-        </w:rPr>
-        <w:t>%), and query coverage was &gt;90% (alternative threshold &gt;95%).</w:t>
+        <w:t xml:space="preserve"> v2.2.3. Inserts were considered false duplicates and removed if the resultant sequence identity was &gt;90% (alternative threshold &gt;95%), and query coverage was &gt;90% (alternative threshold &gt;95%).</w:t>
       </w:r>
       <w:r>
         <w:rPr>
@@ -1558,7 +1544,7 @@
         </w:rPr>
         <w:t xml:space="preserve"> Third, highly repetitive low complexity</w:t>
       </w:r>
-      <w:ins w:id="27" w:author="Maxim Warwick Dus Adams" w:date="2025-01-15T16:33:00Z">
+      <w:ins w:id="25" w:author="Maxim Warwick Dus Adams" w:date="2025-01-15T16:33:00Z">
         <w:r>
           <w:rPr>
             <w:rFonts w:eastAsia="Times New Roman" w:cstheme="minorHAnsi"/>
@@ -1567,7 +1553,7 @@
           <w:t xml:space="preserve"> (“low</w:t>
         </w:r>
       </w:ins>
-      <w:ins w:id="28" w:author="Maxim Warwick Dus Adams" w:date="2025-01-15T16:38:00Z">
+      <w:ins w:id="26" w:author="Maxim Warwick Dus Adams" w:date="2025-01-15T16:38:00Z">
         <w:r>
           <w:rPr>
             <w:rFonts w:eastAsia="Times New Roman" w:cstheme="minorHAnsi"/>
@@ -1576,7 +1562,7 @@
           <w:t>-</w:t>
         </w:r>
       </w:ins>
-      <w:ins w:id="29" w:author="Maxim Warwick Dus Adams" w:date="2025-01-15T16:33:00Z">
+      <w:ins w:id="27" w:author="Maxim Warwick Dus Adams" w:date="2025-01-15T16:33:00Z">
         <w:r>
           <w:rPr>
             <w:rFonts w:eastAsia="Times New Roman" w:cstheme="minorHAnsi"/>
@@ -1585,7 +1571,7 @@
           <w:t>entropy”</w:t>
         </w:r>
       </w:ins>
-      <w:ins w:id="30" w:author="Maxim Warwick Dus Adams" w:date="2025-01-15T16:34:00Z">
+      <w:ins w:id="28" w:author="Maxim Warwick Dus Adams" w:date="2025-01-15T16:34:00Z">
         <w:r>
           <w:rPr>
             <w:rFonts w:eastAsia="Times New Roman" w:cstheme="minorHAnsi"/>
@@ -1594,7 +1580,7 @@
           <w:t>)</w:t>
         </w:r>
       </w:ins>
-      <w:del w:id="31" w:author="Maxim Warwick Dus Adams" w:date="2025-01-15T16:33:00Z">
+      <w:del w:id="29" w:author="Maxim Warwick Dus Adams" w:date="2025-01-15T16:33:00Z">
         <w:r>
           <w:rPr>
             <w:rFonts w:eastAsia="Times New Roman" w:cstheme="minorHAnsi"/>
@@ -1617,7 +1603,7 @@
         </w:rPr>
         <w:t xml:space="preserve">We identified </w:t>
       </w:r>
-      <w:del w:id="32" w:author="Maxim Warwick Dus Adams" w:date="2025-01-15T16:34:00Z">
+      <w:del w:id="30" w:author="Maxim Warwick Dus Adams" w:date="2025-01-15T16:34:00Z">
         <w:r>
           <w:rPr>
             <w:rFonts w:eastAsia="Times New Roman" w:cstheme="minorHAnsi"/>
@@ -1626,7 +1612,7 @@
           <w:delText>these</w:delText>
         </w:r>
       </w:del>
-      <w:ins w:id="33" w:author="Maxim Warwick Dus Adams" w:date="2025-01-15T16:34:00Z">
+      <w:ins w:id="31" w:author="Maxim Warwick Dus Adams" w:date="2025-01-15T16:34:00Z">
         <w:r>
           <w:rPr>
             <w:rFonts w:eastAsia="Times New Roman" w:cstheme="minorHAnsi"/>
@@ -1635,7 +1621,7 @@
           <w:t>low</w:t>
         </w:r>
       </w:ins>
-      <w:ins w:id="34" w:author="Maxim Warwick Dus Adams" w:date="2025-01-15T16:38:00Z">
+      <w:ins w:id="32" w:author="Maxim Warwick Dus Adams" w:date="2025-01-15T16:38:00Z">
         <w:r>
           <w:rPr>
             <w:rFonts w:eastAsia="Times New Roman" w:cstheme="minorHAnsi"/>
@@ -1644,7 +1630,7 @@
           <w:t>-</w:t>
         </w:r>
       </w:ins>
-      <w:ins w:id="35" w:author="Maxim Warwick Dus Adams" w:date="2025-01-15T16:34:00Z">
+      <w:ins w:id="33" w:author="Maxim Warwick Dus Adams" w:date="2025-01-15T16:34:00Z">
         <w:r>
           <w:rPr>
             <w:rFonts w:eastAsia="Times New Roman" w:cstheme="minorHAnsi"/>
@@ -1653,7 +1639,7 @@
           <w:t>entropy sequences using</w:t>
         </w:r>
       </w:ins>
-      <w:ins w:id="36" w:author="Maxim Warwick Dus Adams" w:date="2025-01-15T16:35:00Z">
+      <w:ins w:id="34" w:author="Maxim Warwick Dus Adams" w:date="2025-01-15T16:35:00Z">
         <w:r>
           <w:rPr>
             <w:rFonts w:eastAsia="Times New Roman" w:cstheme="minorHAnsi"/>
@@ -1663,7 +1649,7 @@
         </w:r>
       </w:ins>
       <w:proofErr w:type="spellStart"/>
-      <w:ins w:id="37" w:author="Maxim Warwick Dus Adams" w:date="2025-01-15T16:37:00Z">
+      <w:ins w:id="35" w:author="Maxim Warwick Dus Adams" w:date="2025-01-15T16:37:00Z">
         <w:r>
           <w:rPr>
             <w:rFonts w:eastAsia="Times New Roman" w:cstheme="minorHAnsi"/>
@@ -1680,7 +1666,7 @@
           <w:t xml:space="preserve"> et al</w:t>
         </w:r>
       </w:ins>
-      <w:ins w:id="38" w:author="Maxim Warwick Dus Adams" w:date="2025-01-15T16:38:00Z">
+      <w:ins w:id="36" w:author="Maxim Warwick Dus Adams" w:date="2025-01-15T16:38:00Z">
         <w:r>
           <w:rPr>
             <w:rFonts w:eastAsia="Times New Roman" w:cstheme="minorHAnsi"/>
@@ -1689,7 +1675,7 @@
           <w:t>., 2006</w:t>
         </w:r>
       </w:ins>
-      <w:ins w:id="39" w:author="Maxim Warwick Dus Adams" w:date="2025-01-15T16:35:00Z">
+      <w:ins w:id="37" w:author="Maxim Warwick Dus Adams" w:date="2025-01-15T16:35:00Z">
         <w:r>
           <w:rPr>
             <w:rFonts w:eastAsia="Times New Roman" w:cstheme="minorHAnsi"/>
@@ -1698,7 +1684,7 @@
           <w:t>)</w:t>
         </w:r>
       </w:ins>
-      <w:ins w:id="40" w:author="Maxim Warwick Dus Adams" w:date="2025-01-15T16:43:00Z">
+      <w:ins w:id="38" w:author="Maxim Warwick Dus Adams" w:date="2025-01-15T16:43:00Z">
         <w:r>
           <w:rPr>
             <w:rFonts w:eastAsia="Times New Roman" w:cstheme="minorHAnsi"/>
@@ -1707,7 +1693,7 @@
           <w:t xml:space="preserve"> </w:t>
         </w:r>
       </w:ins>
-      <w:ins w:id="41" w:author="Maxim Warwick Dus Adams" w:date="2025-01-15T16:35:00Z">
+      <w:ins w:id="39" w:author="Maxim Warwick Dus Adams" w:date="2025-01-15T16:35:00Z">
         <w:r>
           <w:rPr>
             <w:rFonts w:eastAsia="Times New Roman" w:cstheme="minorHAnsi"/>
@@ -1716,7 +1702,7 @@
           <w:t>implemented in Minimap2</w:t>
         </w:r>
       </w:ins>
-      <w:ins w:id="42" w:author="Maxim Warwick Dus Adams" w:date="2025-01-15T16:36:00Z">
+      <w:ins w:id="40" w:author="Maxim Warwick Dus Adams" w:date="2025-01-15T16:36:00Z">
         <w:r>
           <w:rPr>
             <w:rFonts w:eastAsia="Times New Roman" w:cstheme="minorHAnsi"/>
@@ -1725,7 +1711,7 @@
           <w:t xml:space="preserve"> v.2.28 (Li, 2018, 2021).</w:t>
         </w:r>
       </w:ins>
-      <w:ins w:id="43" w:author="Maxim Warwick Dus Adams" w:date="2025-01-15T16:38:00Z">
+      <w:ins w:id="41" w:author="Maxim Warwick Dus Adams" w:date="2025-01-15T16:38:00Z">
         <w:r>
           <w:rPr>
             <w:rFonts w:eastAsia="Times New Roman" w:cstheme="minorHAnsi"/>
@@ -1734,7 +1720,7 @@
           <w:t xml:space="preserve"> Any inserts with</w:t>
         </w:r>
       </w:ins>
-      <w:ins w:id="44" w:author="Maxim Warwick Dus Adams" w:date="2025-01-15T16:39:00Z">
+      <w:ins w:id="42" w:author="Maxim Warwick Dus Adams" w:date="2025-01-15T16:39:00Z">
         <w:r>
           <w:rPr>
             <w:rFonts w:eastAsia="Times New Roman" w:cstheme="minorHAnsi"/>
@@ -1743,7 +1729,7 @@
           <w:t xml:space="preserve"> contiguous,</w:t>
         </w:r>
       </w:ins>
-      <w:ins w:id="45" w:author="Maxim Warwick Dus Adams" w:date="2025-01-15T16:38:00Z">
+      <w:ins w:id="43" w:author="Maxim Warwick Dus Adams" w:date="2025-01-15T16:38:00Z">
         <w:r>
           <w:rPr>
             <w:rFonts w:eastAsia="Times New Roman" w:cstheme="minorHAnsi"/>
@@ -1752,7 +1738,7 @@
           <w:t xml:space="preserve"> low-entropy regions representing </w:t>
         </w:r>
       </w:ins>
-      <w:ins w:id="46" w:author="Maxim Warwick Dus Adams" w:date="2025-01-15T16:39:00Z">
+      <w:ins w:id="44" w:author="Maxim Warwick Dus Adams" w:date="2025-01-15T16:39:00Z">
         <w:r>
           <w:rPr>
             <w:rFonts w:eastAsia="Times New Roman" w:cstheme="minorHAnsi"/>
@@ -1833,7 +1819,16 @@
           <w:rFonts w:eastAsia="Times New Roman" w:cstheme="minorHAnsi"/>
           <w:color w:val="000000" w:themeColor="text1"/>
         </w:rPr>
-        <w:t>Some HGT inserts might be the result of a real duplication event</w:t>
+        <w:t xml:space="preserve">Some HGT inserts might be the result of </w:t>
+      </w:r>
+      <w:bookmarkStart w:id="45" w:name="_GoBack"/>
+      <w:bookmarkEnd w:id="45"/>
+      <w:r>
+        <w:rPr>
+          <w:rFonts w:eastAsia="Times New Roman" w:cstheme="minorHAnsi"/>
+          <w:color w:val="000000" w:themeColor="text1"/>
+        </w:rPr>
+        <w:t>a real duplication event</w:t>
       </w:r>
       <w:r>
         <w:rPr>
@@ -1858,7 +1853,7 @@
         </w:rPr>
         <w:t xml:space="preserve"> against all of the other inserts (with flanking) within the same genome. HGT inserts with a sequence identity &gt;70% (alternative threshold &gt;</w:t>
       </w:r>
-      <w:ins w:id="47" w:author="Microsoft Office User" w:date="2025-05-01T08:13:00Z">
+      <w:ins w:id="46" w:author="Microsoft Office User" w:date="2025-05-01T08:13:00Z">
         <w:r>
           <w:rPr>
             <w:rFonts w:eastAsia="Times New Roman" w:cstheme="minorHAnsi"/>
@@ -1867,7 +1862,7 @@
           <w:t>80</w:t>
         </w:r>
       </w:ins>
-      <w:del w:id="48" w:author="Microsoft Office User" w:date="2025-05-01T08:13:00Z">
+      <w:del w:id="47" w:author="Microsoft Office User" w:date="2025-05-01T08:13:00Z">
         <w:r>
           <w:rPr>
             <w:rFonts w:eastAsia="Times New Roman" w:cstheme="minorHAnsi"/>
@@ -1883,7 +1878,7 @@
         </w:rPr>
         <w:t>%), and query coverage &gt;70% (alternative threshold &gt;</w:t>
       </w:r>
-      <w:ins w:id="49" w:author="Microsoft Office User" w:date="2025-05-01T08:13:00Z">
+      <w:ins w:id="48" w:author="Microsoft Office User" w:date="2025-05-01T08:13:00Z">
         <w:r>
           <w:rPr>
             <w:rFonts w:eastAsia="Times New Roman" w:cstheme="minorHAnsi"/>
@@ -1892,7 +1887,7 @@
           <w:t>80</w:t>
         </w:r>
       </w:ins>
-      <w:del w:id="50" w:author="Microsoft Office User" w:date="2025-05-01T08:13:00Z">
+      <w:del w:id="49" w:author="Microsoft Office User" w:date="2025-05-01T08:13:00Z">
         <w:r>
           <w:rPr>
             <w:rFonts w:eastAsia="Times New Roman" w:cstheme="minorHAnsi"/>
@@ -2340,7 +2335,7 @@
         </w:rPr>
         <w:t xml:space="preserve">The hit was set to ‘NA’ is query coverage was </w:t>
       </w:r>
-      <w:commentRangeStart w:id="51"/>
+      <w:commentRangeStart w:id="50"/>
       <w:r>
         <w:rPr>
           <w:rFonts w:eastAsia="Times New Roman" w:cstheme="minorHAnsi"/>
@@ -2348,7 +2343,7 @@
         </w:rPr>
         <w:t>&lt;70%</w:t>
       </w:r>
-      <w:del w:id="52" w:author="Microsoft Office User" w:date="2025-05-01T08:14:00Z">
+      <w:del w:id="51" w:author="Microsoft Office User" w:date="2025-05-01T08:14:00Z">
         <w:r>
           <w:rPr>
             <w:rFonts w:eastAsia="Times New Roman" w:cstheme="minorHAnsi"/>
@@ -2357,14 +2352,14 @@
           <w:delText xml:space="preserve"> </w:delText>
         </w:r>
       </w:del>
-      <w:commentRangeEnd w:id="51"/>
+      <w:commentRangeEnd w:id="50"/>
       <w:r>
         <w:rPr>
           <w:rStyle w:val="CommentReference"/>
         </w:rPr>
-        <w:commentReference w:id="51"/>
-      </w:r>
-      <w:del w:id="53" w:author="Microsoft Office User" w:date="2025-05-01T08:14:00Z">
+        <w:commentReference w:id="50"/>
+      </w:r>
+      <w:del w:id="52" w:author="Microsoft Office User" w:date="2025-05-01T08:14:00Z">
         <w:r>
           <w:rPr>
             <w:rFonts w:eastAsia="Times New Roman" w:cstheme="minorHAnsi"/>
@@ -2591,9 +2586,7 @@
         </w:rPr>
         <w:t xml:space="preserve"> against &gt;70% sequence identity % </w:t>
       </w:r>
-      <w:bookmarkStart w:id="54" w:name="_GoBack"/>
-      <w:bookmarkEnd w:id="54"/>
-      <w:del w:id="55" w:author="Microsoft Office User" w:date="2025-05-01T08:20:00Z">
+      <w:del w:id="53" w:author="Microsoft Office User" w:date="2025-05-01T08:20:00Z">
         <w:r>
           <w:rPr>
             <w:rFonts w:eastAsia="Times New Roman" w:cstheme="minorHAnsi"/>
@@ -2718,12 +2711,12 @@
         </w:numPr>
         <w:jc w:val="both"/>
         <w:rPr>
-          <w:del w:id="56" w:author="Zhuzhi Zhang" w:date="2025-01-15T15:08:00Z"/>
+          <w:del w:id="54" w:author="Zhuzhi Zhang" w:date="2025-01-15T15:08:00Z"/>
           <w:rFonts w:cstheme="minorHAnsi"/>
           <w:color w:val="FF0000"/>
         </w:rPr>
       </w:pPr>
-      <w:ins w:id="57" w:author="Zhuzhi Zhang" w:date="2025-01-15T15:08:00Z">
+      <w:ins w:id="55" w:author="Zhuzhi Zhang" w:date="2025-01-15T15:08:00Z">
         <w:r>
           <w:rPr>
             <w:rFonts w:cstheme="minorHAnsi" w:hint="eastAsia"/>
@@ -2733,7 +2726,7 @@
           <w:t xml:space="preserve">To </w:t>
         </w:r>
       </w:ins>
-      <w:ins w:id="58" w:author="Zhuzhi Zhang" w:date="2025-01-15T15:09:00Z">
+      <w:ins w:id="56" w:author="Zhuzhi Zhang" w:date="2025-01-15T15:09:00Z">
         <w:r>
           <w:rPr>
             <w:rFonts w:cstheme="minorHAnsi" w:hint="eastAsia"/>
@@ -2743,7 +2736,7 @@
           <w:t xml:space="preserve">characterising inserts within raw reads, </w:t>
         </w:r>
       </w:ins>
-      <w:ins w:id="59" w:author="Zhuzhi Zhang" w:date="2025-01-15T15:12:00Z">
+      <w:ins w:id="57" w:author="Zhuzhi Zhang" w:date="2025-01-15T15:12:00Z">
         <w:r>
           <w:rPr>
             <w:rFonts w:cstheme="minorHAnsi" w:hint="eastAsia"/>
@@ -2760,7 +2753,7 @@
           <w:t>aligned raw reads back to the assembled genome</w:t>
         </w:r>
       </w:ins>
-      <w:ins w:id="60" w:author="Zhuzhi Zhang" w:date="2025-01-15T15:17:00Z">
+      <w:ins w:id="58" w:author="Zhuzhi Zhang" w:date="2025-01-15T15:17:00Z">
         <w:r>
           <w:rPr>
             <w:rFonts w:cstheme="minorHAnsi" w:hint="eastAsia"/>
@@ -2770,7 +2763,7 @@
           <w:t xml:space="preserve">, </w:t>
         </w:r>
       </w:ins>
-      <w:ins w:id="61" w:author="Zhuzhi Zhang" w:date="2025-01-15T15:08:00Z">
+      <w:ins w:id="59" w:author="Zhuzhi Zhang" w:date="2025-01-15T15:08:00Z">
         <w:r>
           <w:rPr>
             <w:rFonts w:cstheme="minorHAnsi"/>
@@ -2867,7 +2860,7 @@
           <w:t xml:space="preserve">reads, this not only proved that these insertions were not spliced by contamination, and visually showed the mutations accumulated in these insertions. </w:t>
         </w:r>
       </w:ins>
-      <w:del w:id="62" w:author="Zhuzhi Zhang" w:date="2025-01-15T15:08:00Z">
+      <w:del w:id="60" w:author="Zhuzhi Zhang" w:date="2025-01-15T15:08:00Z">
         <w:r>
           <w:rPr>
             <w:rFonts w:cstheme="minorHAnsi"/>
@@ -3039,7 +3032,7 @@
           <w:color w:val="000000" w:themeColor="text1"/>
         </w:rPr>
       </w:pPr>
-      <w:commentRangeStart w:id="63"/>
+      <w:commentRangeStart w:id="61"/>
       <w:r>
         <w:rPr>
           <w:rFonts w:cstheme="minorHAnsi"/>
@@ -3048,13 +3041,13 @@
         </w:rPr>
         <w:t>F</w:t>
       </w:r>
-      <w:commentRangeEnd w:id="63"/>
+      <w:commentRangeEnd w:id="61"/>
       <w:r>
         <w:rPr>
           <w:rStyle w:val="CommentReference"/>
           <w:i/>
         </w:rPr>
-        <w:commentReference w:id="63"/>
+        <w:commentReference w:id="61"/>
       </w:r>
       <w:r>
         <w:rPr>
@@ -3402,6 +3395,36 @@
           <w:color w:val="000000" w:themeColor="text1"/>
         </w:rPr>
       </w:pPr>
+      <w:proofErr w:type="spellStart"/>
+      <w:r>
+        <w:rPr>
+          <w:rFonts w:cstheme="minorHAnsi"/>
+          <w:color w:val="000000" w:themeColor="text1"/>
+          <w:lang w:val="fi-FI"/>
+          <w:rPrChange w:id="62" w:author="Microsoft Office User" w:date="2025-05-01T08:13:00Z">
+            <w:rPr>
+              <w:rFonts w:cstheme="minorHAnsi"/>
+              <w:color w:val="000000" w:themeColor="text1"/>
+            </w:rPr>
+          </w:rPrChange>
+        </w:rPr>
+        <w:t>Kolmogorov</w:t>
+      </w:r>
+      <w:proofErr w:type="spellEnd"/>
+      <w:r>
+        <w:rPr>
+          <w:rFonts w:cstheme="minorHAnsi"/>
+          <w:color w:val="000000" w:themeColor="text1"/>
+          <w:lang w:val="fi-FI"/>
+          <w:rPrChange w:id="63" w:author="Microsoft Office User" w:date="2025-05-01T08:13:00Z">
+            <w:rPr>
+              <w:rFonts w:cstheme="minorHAnsi"/>
+              <w:color w:val="000000" w:themeColor="text1"/>
+            </w:rPr>
+          </w:rPrChange>
+        </w:rPr>
+        <w:t xml:space="preserve">, M., </w:t>
+      </w:r>
       <w:proofErr w:type="spellStart"/>
       <w:r>
         <w:rPr>
@@ -3415,7 +3438,7 @@
             </w:rPr>
           </w:rPrChange>
         </w:rPr>
-        <w:t>Kolmogorov</w:t>
+        <w:t>Yuan</w:t>
       </w:r>
       <w:proofErr w:type="spellEnd"/>
       <w:r>
@@ -3430,7 +3453,7 @@
             </w:rPr>
           </w:rPrChange>
         </w:rPr>
-        <w:t xml:space="preserve">, M., </w:t>
+        <w:t xml:space="preserve">, J., Lin, Y., &amp; </w:t>
       </w:r>
       <w:proofErr w:type="spellStart"/>
       <w:r>
@@ -3445,7 +3468,7 @@
             </w:rPr>
           </w:rPrChange>
         </w:rPr>
-        <w:t>Yuan</w:t>
+        <w:t>Pevzner</w:t>
       </w:r>
       <w:proofErr w:type="spellEnd"/>
       <w:r>
@@ -3454,36 +3477,6 @@
           <w:color w:val="000000" w:themeColor="text1"/>
           <w:lang w:val="fi-FI"/>
           <w:rPrChange w:id="67" w:author="Microsoft Office User" w:date="2025-05-01T08:13:00Z">
-            <w:rPr>
-              <w:rFonts w:cstheme="minorHAnsi"/>
-              <w:color w:val="000000" w:themeColor="text1"/>
-            </w:rPr>
-          </w:rPrChange>
-        </w:rPr>
-        <w:t xml:space="preserve">, J., Lin, Y., &amp; </w:t>
-      </w:r>
-      <w:proofErr w:type="spellStart"/>
-      <w:r>
-        <w:rPr>
-          <w:rFonts w:cstheme="minorHAnsi"/>
-          <w:color w:val="000000" w:themeColor="text1"/>
-          <w:lang w:val="fi-FI"/>
-          <w:rPrChange w:id="68" w:author="Microsoft Office User" w:date="2025-05-01T08:13:00Z">
-            <w:rPr>
-              <w:rFonts w:cstheme="minorHAnsi"/>
-              <w:color w:val="000000" w:themeColor="text1"/>
-            </w:rPr>
-          </w:rPrChange>
-        </w:rPr>
-        <w:t>Pevzner</w:t>
-      </w:r>
-      <w:proofErr w:type="spellEnd"/>
-      <w:r>
-        <w:rPr>
-          <w:rFonts w:cstheme="minorHAnsi"/>
-          <w:color w:val="000000" w:themeColor="text1"/>
-          <w:lang w:val="fi-FI"/>
-          <w:rPrChange w:id="69" w:author="Microsoft Office User" w:date="2025-05-01T08:13:00Z">
             <w:rPr>
               <w:rFonts w:cstheme="minorHAnsi"/>
               <w:color w:val="000000" w:themeColor="text1"/>
@@ -3915,7 +3908,7 @@
       </w:r>
     </w:p>
   </w:comment>
-  <w:comment w:id="2" w:author="Kyle Ewart" w:date="2024-12-02T21:46:00Z" w:initials="KE">
+  <w:comment w:id="50" w:author="Kyle Ewart" w:date="2024-12-02T22:42:00Z" w:initials="KE">
     <w:p>
       <w:pPr>
         <w:pStyle w:val="CommentText"/>
@@ -3927,64 +3920,32 @@
         <w:annotationRef/>
       </w:r>
       <w:r>
-        <w:t>Need to confirm whether I actually used 200 bp</w:t>
+        <w:t>This is an important threshold, but I think something needs to be set (unless we deal exclusively with e-scores here). For example, if a query coverage threshold is not set, a very short 20 bp hit to the Bllattabacterium genome at 95%, and a ling hit across 400 bp, hitting at 90% would suggest that this is a recent insert….</w:t>
+      </w:r>
+    </w:p>
+    <w:p>
+      <w:pPr>
+        <w:pStyle w:val="CommentText"/>
+      </w:pPr>
+      <w:r>
+        <w:t>However, if using an arbitrary threshold, as we have done (i.e. 70%), a hit at 69% query coverage is set to NA. For example, if we get a 98% seuqencee similarity, but at 69% query coverage, this would be set to NA, and then a 65% hit to other cockroach inserts at 72% query coverage – this would mean the insert is considered ancestral.</w:t>
+      </w:r>
+    </w:p>
+    <w:p>
+      <w:pPr>
+        <w:pStyle w:val="CommentText"/>
+      </w:pPr>
+    </w:p>
+    <w:p>
+      <w:pPr>
+        <w:pStyle w:val="CommentText"/>
+      </w:pPr>
+      <w:r>
+        <w:t>I guess the easiest way to address this important but very arbitrary threshold is to try alternative thresholds.</w:t>
       </w:r>
     </w:p>
   </w:comment>
-  <w:comment w:id="26" w:author="Kyle Ewart" w:date="2024-12-02T22:09:00Z" w:initials="KE">
-    <w:p>
-      <w:pPr>
-        <w:pStyle w:val="CommentText"/>
-      </w:pPr>
-      <w:r>
-        <w:rPr>
-          <w:rStyle w:val="CommentReference"/>
-        </w:rPr>
-        <w:annotationRef/>
-      </w:r>
-      <w:r>
-        <w:t>Though perhaps we shouldn’t muck around with the filtering thresholds here.</w:t>
-      </w:r>
-    </w:p>
-  </w:comment>
-  <w:comment w:id="51" w:author="Kyle Ewart" w:date="2024-12-02T22:42:00Z" w:initials="KE">
-    <w:p>
-      <w:pPr>
-        <w:pStyle w:val="CommentText"/>
-      </w:pPr>
-      <w:r>
-        <w:rPr>
-          <w:rStyle w:val="CommentReference"/>
-        </w:rPr>
-        <w:annotationRef/>
-      </w:r>
-      <w:r>
-        <w:t>This is an important threshold, but I think something needs to be set (unless we deal exclusively with e-scores here). For example, if a query coverage threshold is not set, a very short 20 bp hit to the Bllattabacterium genome at 95%, and a ling hit across 400 bp, hitting at 90% would suggest that this is a recent insert….</w:t>
-      </w:r>
-    </w:p>
-    <w:p>
-      <w:pPr>
-        <w:pStyle w:val="CommentText"/>
-      </w:pPr>
-      <w:r>
-        <w:t>However, if using an arbitrary threshold, as we have done (i.e. 70%), a hit at 69% query coverage is set to NA. For example, if we get a 98% seuqencee similarity, but at 69% query coverage, this would be set to NA, and then a 65% hit to other cockroach inserts at 72% query coverage – this would mean the insert is considered ancestral.</w:t>
-      </w:r>
-    </w:p>
-    <w:p>
-      <w:pPr>
-        <w:pStyle w:val="CommentText"/>
-      </w:pPr>
-    </w:p>
-    <w:p>
-      <w:pPr>
-        <w:pStyle w:val="CommentText"/>
-      </w:pPr>
-      <w:r>
-        <w:t>I guess the easiest way to address this important but very arbitrary threshold is to try alternative thresholds.</w:t>
-      </w:r>
-    </w:p>
-  </w:comment>
-  <w:comment w:id="63" w:author="Kyle Ewart" w:date="2024-12-02T22:30:00Z" w:initials="KE">
+  <w:comment w:id="61" w:author="Kyle Ewart" w:date="2024-12-02T22:30:00Z" w:initials="KE">
     <w:p>
       <w:pPr>
         <w:pStyle w:val="CommentText"/>
@@ -4007,8 +3968,6 @@
 <w15:commentsEx xmlns:wpc="http://schemas.microsoft.com/office/word/2010/wordprocessingCanvas" xmlns:cx="http://schemas.microsoft.com/office/drawing/2014/chartex" xmlns:cx1="http://schemas.microsoft.com/office/drawing/2015/9/8/chartex" xmlns:cx2="http://schemas.microsoft.com/office/drawing/2015/10/21/chartex" xmlns:cx3="http://schemas.microsoft.com/office/drawing/2016/5/9/chartex" xmlns:cx4="http://schemas.microsoft.com/office/drawing/2016/5/10/chartex" xmlns:cx5="http://schemas.microsoft.com/office/drawing/2016/5/11/chartex" xmlns:cx6="http://schemas.microsoft.com/office/drawing/2016/5/12/chartex" xmlns:cx7="http://schemas.microsoft.com/office/drawing/2016/5/13/chartex" xmlns:cx8="http://schemas.microsoft.com/office/drawing/2016/5/14/chartex" xmlns:mc="http://schemas.openxmlformats.org/markup-compatibility/2006" xmlns:aink="http://schemas.microsoft.com/office/drawing/2016/ink" xmlns:am3d="http://schemas.microsoft.com/office/drawing/2017/model3d" xmlns:o="urn:schemas-microsoft-com:office:office" xmlns:r="http://schemas.openxmlformats.org/officeDocument/2006/relationships" xmlns:m="http://schemas.openxmlformats.org/officeDocument/2006/math" xmlns:v="urn:schemas-microsoft-com:vml" xmlns:wp14="http://schemas.microsoft.com/office/word/2010/wordprocessingDrawing" xmlns:wp="http://schemas.openxmlformats.org/drawingml/2006/wordprocessingDrawing" xmlns:w10="urn:schemas-microsoft-com:office:word" xmlns:w="http://schemas.openxmlformats.org/wordprocessingml/2006/main" xmlns:w14="http://schemas.microsoft.com/office/word/2010/wordml" xmlns:w15="http://schemas.microsoft.com/office/word/2012/wordml" xmlns:w16cid="http://schemas.microsoft.com/office/word/2016/wordml/cid" xmlns:w16se="http://schemas.microsoft.com/office/word/2015/wordml/symex" xmlns:wpg="http://schemas.microsoft.com/office/word/2010/wordprocessingGroup" xmlns:wpi="http://schemas.microsoft.com/office/word/2010/wordprocessingInk" xmlns:wne="http://schemas.microsoft.com/office/word/2006/wordml" xmlns:wps="http://schemas.microsoft.com/office/word/2010/wordprocessingShape" mc:Ignorable="w14 w15 w16se w16cid wp14">
   <w15:commentEx w15:paraId="0A4CE996" w15:done="0"/>
   <w15:commentEx w15:paraId="1905B2E6" w15:done="0"/>
-  <w15:commentEx w15:paraId="5E755969" w15:done="0"/>
-  <w15:commentEx w15:paraId="23359741" w15:done="0"/>
   <w15:commentEx w15:paraId="0BD67693" w15:done="0"/>
   <w15:commentEx w15:paraId="1EECDDE1" w15:done="0"/>
 </w15:commentsEx>
@@ -4018,8 +3977,6 @@
 <w16cid:commentsIds xmlns:wpc="http://schemas.microsoft.com/office/word/2010/wordprocessingCanvas" xmlns:cx="http://schemas.microsoft.com/office/drawing/2014/chartex" xmlns:cx1="http://schemas.microsoft.com/office/drawing/2015/9/8/chartex" xmlns:cx2="http://schemas.microsoft.com/office/drawing/2015/10/21/chartex" xmlns:cx3="http://schemas.microsoft.com/office/drawing/2016/5/9/chartex" xmlns:cx4="http://schemas.microsoft.com/office/drawing/2016/5/10/chartex" xmlns:cx5="http://schemas.microsoft.com/office/drawing/2016/5/11/chartex" xmlns:cx6="http://schemas.microsoft.com/office/drawing/2016/5/12/chartex" xmlns:cx7="http://schemas.microsoft.com/office/drawing/2016/5/13/chartex" xmlns:cx8="http://schemas.microsoft.com/office/drawing/2016/5/14/chartex" xmlns:mc="http://schemas.openxmlformats.org/markup-compatibility/2006" xmlns:aink="http://schemas.microsoft.com/office/drawing/2016/ink" xmlns:am3d="http://schemas.microsoft.com/office/drawing/2017/model3d" xmlns:o="urn:schemas-microsoft-com:office:office" xmlns:r="http://schemas.openxmlformats.org/officeDocument/2006/relationships" xmlns:m="http://schemas.openxmlformats.org/officeDocument/2006/math" xmlns:v="urn:schemas-microsoft-com:vml" xmlns:wp14="http://schemas.microsoft.com/office/word/2010/wordprocessingDrawing" xmlns:wp="http://schemas.openxmlformats.org/drawingml/2006/wordprocessingDrawing" xmlns:w10="urn:schemas-microsoft-com:office:word" xmlns:w="http://schemas.openxmlformats.org/wordprocessingml/2006/main" xmlns:w14="http://schemas.microsoft.com/office/word/2010/wordml" xmlns:w15="http://schemas.microsoft.com/office/word/2012/wordml" xmlns:w16cid="http://schemas.microsoft.com/office/word/2016/wordml/cid" xmlns:w16se="http://schemas.microsoft.com/office/word/2015/wordml/symex" xmlns:wpg="http://schemas.microsoft.com/office/word/2010/wordprocessingGroup" xmlns:wpi="http://schemas.microsoft.com/office/word/2010/wordprocessingInk" xmlns:wne="http://schemas.microsoft.com/office/word/2006/wordml" xmlns:wps="http://schemas.microsoft.com/office/word/2010/wordprocessingShape" mc:Ignorable="w14 w15 w16se w16cid wp14">
   <w16cid:commentId w16cid:paraId="0A4CE996" w16cid:durableId="2AF8B0EA"/>
   <w16cid:commentId w16cid:paraId="1905B2E6" w16cid:durableId="2AF8A5C9"/>
-  <w16cid:commentId w16cid:paraId="5E755969" w16cid:durableId="2AF8A94E"/>
-  <w16cid:commentId w16cid:paraId="23359741" w16cid:durableId="2AF8AEA9"/>
   <w16cid:commentId w16cid:paraId="0BD67693" w16cid:durableId="2AF8B639"/>
   <w16cid:commentId w16cid:paraId="1EECDDE1" w16cid:durableId="2AF8B381"/>
 </w16cid:commentsIds>

--- a/manuscript/Blattabacterium HGT_supp-material_2025-05-01.docx
+++ b/manuscript/Blattabacterium HGT_supp-material_2025-05-01.docx
@@ -1173,9 +1173,600 @@
       <w:pPr>
         <w:jc w:val="both"/>
         <w:rPr>
+          <w:ins w:id="2" w:author="Microsoft Office User" w:date="2025-07-23T21:03:00Z"/>
           <w:rFonts w:eastAsia="Times New Roman" w:cstheme="minorHAnsi"/>
           <w:color w:val="FF0000"/>
-          <w:rPrChange w:id="2" w:author="Maxim Warwick Dus Adams" w:date="2025-01-15T16:59:00Z">
+        </w:rPr>
+      </w:pPr>
+      <w:r>
+        <w:rPr>
+          <w:rFonts w:eastAsia="Times New Roman" w:cstheme="minorHAnsi"/>
+          <w:color w:val="000000" w:themeColor="text1"/>
+        </w:rPr>
+        <w:t xml:space="preserve">Several filtering steps were carried out to remove </w:t>
+      </w:r>
+      <w:r>
+        <w:rPr>
+          <w:rFonts w:eastAsia="Times New Roman" w:cstheme="minorHAnsi"/>
+          <w:color w:val="000000" w:themeColor="text1"/>
+        </w:rPr>
+        <w:t xml:space="preserve">potential </w:t>
+      </w:r>
+      <w:r>
+        <w:rPr>
+          <w:rFonts w:eastAsia="Times New Roman" w:cstheme="minorHAnsi"/>
+          <w:color w:val="000000" w:themeColor="text1"/>
+        </w:rPr>
+        <w:t xml:space="preserve">artefactual HGT inserts. </w:t>
+      </w:r>
+      <w:r>
+        <w:rPr>
+          <w:rFonts w:eastAsia="Times New Roman" w:cstheme="minorHAnsi"/>
+          <w:color w:val="000000" w:themeColor="text1"/>
+        </w:rPr>
+        <w:t xml:space="preserve">First, </w:t>
+      </w:r>
+      <w:ins w:id="3" w:author="Maxim Warwick Dus Adams" w:date="2025-01-15T16:55:00Z">
+        <w:r>
+          <w:rPr>
+            <w:rFonts w:eastAsia="Times New Roman" w:cstheme="minorHAnsi"/>
+            <w:color w:val="000000" w:themeColor="text1"/>
+          </w:rPr>
+          <w:t xml:space="preserve">we conservatively removed any contigs in which </w:t>
+        </w:r>
+      </w:ins>
+      <w:del w:id="4" w:author="Maxim Warwick Dus Adams" w:date="2025-01-15T16:56:00Z">
+        <w:r>
+          <w:rPr>
+            <w:rFonts w:eastAsia="Times New Roman" w:cstheme="minorHAnsi"/>
+            <w:color w:val="000000" w:themeColor="text1"/>
+          </w:rPr>
+          <w:delText xml:space="preserve">potential contaminant </w:delText>
+        </w:r>
+      </w:del>
+      <w:r>
+        <w:rPr>
+          <w:rFonts w:eastAsia="Times New Roman" w:cstheme="minorHAnsi"/>
+          <w:color w:val="000000" w:themeColor="text1"/>
+        </w:rPr>
+        <w:t xml:space="preserve">genuine </w:t>
+      </w:r>
+      <w:proofErr w:type="spellStart"/>
+      <w:r>
+        <w:rPr>
+          <w:rFonts w:eastAsia="Times New Roman" w:cstheme="minorHAnsi"/>
+          <w:i/>
+          <w:color w:val="000000" w:themeColor="text1"/>
+        </w:rPr>
+        <w:t>Blattabacterium</w:t>
+      </w:r>
+      <w:proofErr w:type="spellEnd"/>
+      <w:r>
+        <w:rPr>
+          <w:rFonts w:eastAsia="Times New Roman" w:cstheme="minorHAnsi"/>
+          <w:color w:val="000000" w:themeColor="text1"/>
+        </w:rPr>
+        <w:t xml:space="preserve"> sequences </w:t>
+      </w:r>
+      <w:del w:id="5" w:author="Maxim Warwick Dus Adams" w:date="2025-01-15T16:56:00Z">
+        <w:r>
+          <w:rPr>
+            <w:rFonts w:eastAsia="Times New Roman" w:cstheme="minorHAnsi"/>
+            <w:color w:val="000000" w:themeColor="text1"/>
+          </w:rPr>
+          <w:delText xml:space="preserve">that </w:delText>
+        </w:r>
+      </w:del>
+      <w:ins w:id="6" w:author="Maxim Warwick Dus Adams" w:date="2025-01-15T16:56:00Z">
+        <w:r>
+          <w:rPr>
+            <w:rFonts w:eastAsia="Times New Roman" w:cstheme="minorHAnsi"/>
+            <w:color w:val="000000" w:themeColor="text1"/>
+          </w:rPr>
+          <w:t>may have</w:t>
+        </w:r>
+        <w:r>
+          <w:rPr>
+            <w:rFonts w:eastAsia="Times New Roman" w:cstheme="minorHAnsi"/>
+            <w:color w:val="000000" w:themeColor="text1"/>
+          </w:rPr>
+          <w:t xml:space="preserve"> </w:t>
+        </w:r>
+        <w:r>
+          <w:rPr>
+            <w:rFonts w:eastAsia="Times New Roman" w:cstheme="minorHAnsi"/>
+            <w:color w:val="000000" w:themeColor="text1"/>
+          </w:rPr>
+          <w:t xml:space="preserve">been </w:t>
+        </w:r>
+      </w:ins>
+      <w:del w:id="7" w:author="Maxim Warwick Dus Adams" w:date="2025-01-15T16:56:00Z">
+        <w:r>
+          <w:rPr>
+            <w:rFonts w:eastAsia="Times New Roman" w:cstheme="minorHAnsi"/>
+            <w:color w:val="000000" w:themeColor="text1"/>
+          </w:rPr>
+          <w:delText xml:space="preserve">were </w:delText>
+        </w:r>
+      </w:del>
+      <w:del w:id="8" w:author="Maxim Warwick Dus Adams" w:date="2025-01-15T16:40:00Z">
+        <w:r>
+          <w:rPr>
+            <w:rFonts w:eastAsia="Times New Roman" w:cstheme="minorHAnsi"/>
+            <w:color w:val="000000" w:themeColor="text1"/>
+          </w:rPr>
+          <w:delText xml:space="preserve">inadvertently </w:delText>
+        </w:r>
+      </w:del>
+      <w:ins w:id="9" w:author="Maxim Warwick Dus Adams" w:date="2025-01-15T16:40:00Z">
+        <w:r>
+          <w:rPr>
+            <w:rFonts w:eastAsia="Times New Roman" w:cstheme="minorHAnsi"/>
+            <w:color w:val="000000" w:themeColor="text1"/>
+          </w:rPr>
+          <w:t xml:space="preserve">erroneously </w:t>
+        </w:r>
+      </w:ins>
+      <w:ins w:id="10" w:author="Maxim Warwick Dus Adams" w:date="2025-01-15T16:41:00Z">
+        <w:r>
+          <w:rPr>
+            <w:rFonts w:eastAsia="Times New Roman" w:cstheme="minorHAnsi"/>
+            <w:color w:val="000000" w:themeColor="text1"/>
+          </w:rPr>
+          <w:t xml:space="preserve">combined with cockroach sequences during genome assembly (and therefore </w:t>
+        </w:r>
+      </w:ins>
+      <w:r>
+        <w:rPr>
+          <w:rFonts w:eastAsia="Times New Roman" w:cstheme="minorHAnsi"/>
+          <w:color w:val="000000" w:themeColor="text1"/>
+        </w:rPr>
+        <w:t>characterized as HGT inserts</w:t>
+      </w:r>
+      <w:ins w:id="11" w:author="Maxim Warwick Dus Adams" w:date="2025-01-15T16:41:00Z">
+        <w:r>
+          <w:rPr>
+            <w:rFonts w:eastAsia="Times New Roman" w:cstheme="minorHAnsi"/>
+            <w:color w:val="000000" w:themeColor="text1"/>
+          </w:rPr>
+          <w:t>)</w:t>
+        </w:r>
+      </w:ins>
+      <w:del w:id="12" w:author="Maxim Warwick Dus Adams" w:date="2025-01-15T16:56:00Z">
+        <w:r>
+          <w:rPr>
+            <w:rFonts w:eastAsia="Times New Roman" w:cstheme="minorHAnsi"/>
+            <w:color w:val="000000" w:themeColor="text1"/>
+          </w:rPr>
+          <w:delText xml:space="preserve"> were identified and removed by comparing the length of the insert to the length of the contig on which it resides using a custom R script</w:delText>
+        </w:r>
+      </w:del>
+      <w:r>
+        <w:rPr>
+          <w:rFonts w:eastAsia="Times New Roman" w:cstheme="minorHAnsi"/>
+          <w:color w:val="000000" w:themeColor="text1"/>
+        </w:rPr>
+        <w:t>.</w:t>
+      </w:r>
+      <w:ins w:id="13" w:author="Maxim Warwick Dus Adams" w:date="2025-01-15T16:56:00Z">
+        <w:r>
+          <w:rPr>
+            <w:rFonts w:eastAsia="Times New Roman" w:cstheme="minorHAnsi"/>
+            <w:color w:val="FF0000"/>
+          </w:rPr>
+          <w:t xml:space="preserve"> </w:t>
+        </w:r>
+      </w:ins>
+      <w:ins w:id="14" w:author="Maxim Warwick Dus Adams" w:date="2025-01-15T16:49:00Z">
+        <w:r>
+          <w:rPr>
+            <w:rFonts w:eastAsia="Times New Roman" w:cstheme="minorHAnsi"/>
+            <w:color w:val="FF0000"/>
+          </w:rPr>
+          <w:t>Any contigs for which the</w:t>
+        </w:r>
+      </w:ins>
+      <w:ins w:id="15" w:author="Maxim Warwick Dus Adams" w:date="2025-01-15T16:44:00Z">
+        <w:r>
+          <w:rPr>
+            <w:rFonts w:eastAsia="Times New Roman" w:cstheme="minorHAnsi"/>
+            <w:color w:val="FF0000"/>
+          </w:rPr>
+          <w:t xml:space="preserve"> total length of putative bacterial sequences (identified using the method above) was</w:t>
+        </w:r>
+      </w:ins>
+      <w:ins w:id="16" w:author="Maxim Warwick Dus Adams" w:date="2025-01-15T16:42:00Z">
+        <w:r>
+          <w:rPr>
+            <w:rFonts w:eastAsia="Times New Roman" w:cstheme="minorHAnsi"/>
+            <w:color w:val="FF0000"/>
+          </w:rPr>
+          <w:t xml:space="preserve"> </w:t>
+        </w:r>
+      </w:ins>
+      <w:ins w:id="17" w:author="Maxim Warwick Dus Adams" w:date="2025-01-15T16:44:00Z">
+        <w:r>
+          <w:rPr>
+            <w:rFonts w:eastAsia="Times New Roman" w:cstheme="minorHAnsi"/>
+            <w:color w:val="FF0000"/>
+          </w:rPr>
+          <w:t>≥</w:t>
+        </w:r>
+        <w:r>
+          <w:rPr>
+            <w:rFonts w:eastAsia="Times New Roman" w:cstheme="minorHAnsi"/>
+            <w:color w:val="FF0000"/>
+          </w:rPr>
+          <w:t xml:space="preserve"> 20% </w:t>
+        </w:r>
+      </w:ins>
+      <w:ins w:id="18" w:author="Maxim Warwick Dus Adams" w:date="2025-01-15T16:56:00Z">
+        <w:r>
+          <w:rPr>
+            <w:rFonts w:eastAsia="Times New Roman" w:cstheme="minorHAnsi"/>
+            <w:color w:val="FF0000"/>
+          </w:rPr>
+          <w:t xml:space="preserve">of </w:t>
+        </w:r>
+      </w:ins>
+      <w:ins w:id="19" w:author="Maxim Warwick Dus Adams" w:date="2025-01-15T16:44:00Z">
+        <w:r>
+          <w:rPr>
+            <w:rFonts w:eastAsia="Times New Roman" w:cstheme="minorHAnsi"/>
+            <w:color w:val="FF0000"/>
+          </w:rPr>
+          <w:t>the total contig length were removed</w:t>
+        </w:r>
+      </w:ins>
+      <w:ins w:id="20" w:author="Maxim Warwick Dus Adams" w:date="2025-01-15T16:45:00Z">
+        <w:r>
+          <w:rPr>
+            <w:rFonts w:eastAsia="Times New Roman" w:cstheme="minorHAnsi"/>
+            <w:color w:val="FF0000"/>
+          </w:rPr>
+          <w:t>.</w:t>
+        </w:r>
+      </w:ins>
+      <w:ins w:id="21" w:author="Maxim Warwick Dus Adams" w:date="2025-01-15T16:56:00Z">
+        <w:r>
+          <w:rPr>
+            <w:rFonts w:eastAsia="Times New Roman" w:cstheme="minorHAnsi"/>
+            <w:color w:val="FF0000"/>
+          </w:rPr>
+          <w:t xml:space="preserve"> In addition</w:t>
+        </w:r>
+      </w:ins>
+      <w:ins w:id="22" w:author="Maxim Warwick Dus Adams" w:date="2025-01-15T16:58:00Z">
+        <w:r>
+          <w:rPr>
+            <w:rFonts w:eastAsia="Times New Roman" w:cstheme="minorHAnsi"/>
+            <w:color w:val="FF0000"/>
+          </w:rPr>
+          <w:t xml:space="preserve">, we conservatively removed any contigs with </w:t>
+        </w:r>
+      </w:ins>
+      <w:ins w:id="23" w:author="Maxim Warwick Dus Adams" w:date="2025-01-15T16:59:00Z">
+        <w:r>
+          <w:rPr>
+            <w:rFonts w:eastAsia="Times New Roman" w:cstheme="minorHAnsi"/>
+            <w:color w:val="FF0000"/>
+          </w:rPr>
+          <w:t xml:space="preserve">putative HGT inserts above 10,000 bp in length (which were found to be significant outliers based on the length distributions of all putative inserts in our dataset). </w:t>
+        </w:r>
+      </w:ins>
+      <w:del w:id="24" w:author="Maxim Warwick Dus Adams" w:date="2025-01-15T16:41:00Z">
+        <w:r>
+          <w:rPr>
+            <w:rFonts w:eastAsia="Times New Roman" w:cstheme="minorHAnsi"/>
+            <w:color w:val="000000" w:themeColor="text1"/>
+          </w:rPr>
+          <w:delText xml:space="preserve"> </w:delText>
+        </w:r>
+        <w:r>
+          <w:rPr>
+            <w:rFonts w:eastAsia="Times New Roman" w:cstheme="minorHAnsi"/>
+            <w:color w:val="FF0000"/>
+          </w:rPr>
+          <w:delText xml:space="preserve">[Maxim to expand on this, as thresholds are currently being modified.] </w:delText>
+        </w:r>
+      </w:del>
+      <w:r>
+        <w:rPr>
+          <w:rFonts w:eastAsia="Times New Roman" w:cstheme="minorHAnsi"/>
+          <w:color w:val="000000" w:themeColor="text1"/>
+        </w:rPr>
+        <w:t xml:space="preserve">Second, inserts that were part of false assembly duplications were identified and removed. Inserts were extracted from the genomes with 300 bp of flanking sequence using </w:t>
+      </w:r>
+      <w:proofErr w:type="spellStart"/>
+      <w:r>
+        <w:rPr>
+          <w:rFonts w:eastAsia="Times New Roman" w:cstheme="minorHAnsi"/>
+          <w:color w:val="000000" w:themeColor="text1"/>
+        </w:rPr>
+        <w:t>bedtools</w:t>
+      </w:r>
+      <w:proofErr w:type="spellEnd"/>
+      <w:r>
+        <w:rPr>
+          <w:rFonts w:eastAsia="Times New Roman" w:cstheme="minorHAnsi"/>
+          <w:color w:val="000000" w:themeColor="text1"/>
+        </w:rPr>
+        <w:t xml:space="preserve">, then </w:t>
+      </w:r>
+      <w:proofErr w:type="spellStart"/>
+      <w:r>
+        <w:rPr>
+          <w:rFonts w:eastAsia="Times New Roman" w:cstheme="minorHAnsi"/>
+          <w:color w:val="000000" w:themeColor="text1"/>
+        </w:rPr>
+        <w:t>BLASTed</w:t>
+      </w:r>
+      <w:proofErr w:type="spellEnd"/>
+      <w:r>
+        <w:rPr>
+          <w:rFonts w:eastAsia="Times New Roman" w:cstheme="minorHAnsi"/>
+          <w:color w:val="000000" w:themeColor="text1"/>
+        </w:rPr>
+        <w:t xml:space="preserve"> against all of the other inserts (with flanking) within the same genome </w:t>
+      </w:r>
+      <w:r>
+        <w:rPr>
+          <w:rFonts w:eastAsia="Times New Roman" w:cstheme="minorHAnsi"/>
+          <w:color w:val="000000" w:themeColor="text1"/>
+        </w:rPr>
+        <w:t xml:space="preserve">using </w:t>
+      </w:r>
+      <w:proofErr w:type="spellStart"/>
+      <w:r>
+        <w:rPr>
+          <w:rFonts w:eastAsia="Times New Roman" w:cstheme="minorHAnsi"/>
+          <w:color w:val="000000" w:themeColor="text1"/>
+        </w:rPr>
+        <w:t>blastn</w:t>
+      </w:r>
+      <w:proofErr w:type="spellEnd"/>
+      <w:r>
+        <w:rPr>
+          <w:rFonts w:eastAsia="Times New Roman" w:cstheme="minorHAnsi"/>
+          <w:color w:val="000000" w:themeColor="text1"/>
+        </w:rPr>
+        <w:t xml:space="preserve"> v2.2.3. Inserts were considered false duplicates and removed if the resultant sequence identity was &gt;90% (alternative threshold &gt;95%), and query coverage was &gt;90% (alternative threshold &gt;95%).</w:t>
+      </w:r>
+      <w:r>
+        <w:rPr>
+          <w:rFonts w:eastAsia="Times New Roman" w:cstheme="minorHAnsi"/>
+          <w:color w:val="000000" w:themeColor="text1"/>
+        </w:rPr>
+        <w:t xml:space="preserve"> Third, highly repetitive low complexity</w:t>
+      </w:r>
+      <w:ins w:id="25" w:author="Maxim Warwick Dus Adams" w:date="2025-01-15T16:33:00Z">
+        <w:r>
+          <w:rPr>
+            <w:rFonts w:eastAsia="Times New Roman" w:cstheme="minorHAnsi"/>
+            <w:color w:val="000000" w:themeColor="text1"/>
+          </w:rPr>
+          <w:t xml:space="preserve"> (“low</w:t>
+        </w:r>
+      </w:ins>
+      <w:ins w:id="26" w:author="Maxim Warwick Dus Adams" w:date="2025-01-15T16:38:00Z">
+        <w:r>
+          <w:rPr>
+            <w:rFonts w:eastAsia="Times New Roman" w:cstheme="minorHAnsi"/>
+            <w:color w:val="000000" w:themeColor="text1"/>
+          </w:rPr>
+          <w:t>-</w:t>
+        </w:r>
+      </w:ins>
+      <w:ins w:id="27" w:author="Maxim Warwick Dus Adams" w:date="2025-01-15T16:33:00Z">
+        <w:r>
+          <w:rPr>
+            <w:rFonts w:eastAsia="Times New Roman" w:cstheme="minorHAnsi"/>
+            <w:color w:val="000000" w:themeColor="text1"/>
+          </w:rPr>
+          <w:t>entropy”</w:t>
+        </w:r>
+      </w:ins>
+      <w:ins w:id="28" w:author="Maxim Warwick Dus Adams" w:date="2025-01-15T16:34:00Z">
+        <w:r>
+          <w:rPr>
+            <w:rFonts w:eastAsia="Times New Roman" w:cstheme="minorHAnsi"/>
+            <w:color w:val="000000" w:themeColor="text1"/>
+          </w:rPr>
+          <w:t>)</w:t>
+        </w:r>
+      </w:ins>
+      <w:del w:id="29" w:author="Maxim Warwick Dus Adams" w:date="2025-01-15T16:33:00Z">
+        <w:r>
+          <w:rPr>
+            <w:rFonts w:eastAsia="Times New Roman" w:cstheme="minorHAnsi"/>
+            <w:color w:val="000000" w:themeColor="text1"/>
+          </w:rPr>
+          <w:delText xml:space="preserve"> ("</w:delText>
+        </w:r>
+      </w:del>
+      <w:r>
+        <w:rPr>
+          <w:rFonts w:eastAsia="Times New Roman" w:cstheme="minorHAnsi"/>
+          <w:color w:val="000000" w:themeColor="text1"/>
+        </w:rPr>
+        <w:t xml:space="preserve"> sequences were removed. </w:t>
+      </w:r>
+      <w:r>
+        <w:rPr>
+          <w:rFonts w:eastAsia="Times New Roman" w:cstheme="minorHAnsi"/>
+          <w:color w:val="FF0000"/>
+        </w:rPr>
+        <w:t xml:space="preserve">We identified </w:t>
+      </w:r>
+      <w:del w:id="30" w:author="Maxim Warwick Dus Adams" w:date="2025-01-15T16:34:00Z">
+        <w:r>
+          <w:rPr>
+            <w:rFonts w:eastAsia="Times New Roman" w:cstheme="minorHAnsi"/>
+            <w:color w:val="FF0000"/>
+          </w:rPr>
+          <w:delText>these</w:delText>
+        </w:r>
+      </w:del>
+      <w:ins w:id="31" w:author="Maxim Warwick Dus Adams" w:date="2025-01-15T16:34:00Z">
+        <w:r>
+          <w:rPr>
+            <w:rFonts w:eastAsia="Times New Roman" w:cstheme="minorHAnsi"/>
+            <w:color w:val="FF0000"/>
+          </w:rPr>
+          <w:t>low</w:t>
+        </w:r>
+      </w:ins>
+      <w:ins w:id="32" w:author="Maxim Warwick Dus Adams" w:date="2025-01-15T16:38:00Z">
+        <w:r>
+          <w:rPr>
+            <w:rFonts w:eastAsia="Times New Roman" w:cstheme="minorHAnsi"/>
+            <w:color w:val="FF0000"/>
+          </w:rPr>
+          <w:t>-</w:t>
+        </w:r>
+      </w:ins>
+      <w:ins w:id="33" w:author="Maxim Warwick Dus Adams" w:date="2025-01-15T16:34:00Z">
+        <w:r>
+          <w:rPr>
+            <w:rFonts w:eastAsia="Times New Roman" w:cstheme="minorHAnsi"/>
+            <w:color w:val="FF0000"/>
+          </w:rPr>
+          <w:t>entropy sequences using</w:t>
+        </w:r>
+      </w:ins>
+      <w:ins w:id="34" w:author="Maxim Warwick Dus Adams" w:date="2025-01-15T16:35:00Z">
+        <w:r>
+          <w:rPr>
+            <w:rFonts w:eastAsia="Times New Roman" w:cstheme="minorHAnsi"/>
+            <w:color w:val="FF0000"/>
+          </w:rPr>
+          <w:t xml:space="preserve"> the symmetrical DUST algorithm (</w:t>
+        </w:r>
+      </w:ins>
+      <w:proofErr w:type="spellStart"/>
+      <w:ins w:id="35" w:author="Maxim Warwick Dus Adams" w:date="2025-01-15T16:37:00Z">
+        <w:r>
+          <w:rPr>
+            <w:rFonts w:eastAsia="Times New Roman" w:cstheme="minorHAnsi"/>
+            <w:color w:val="FF0000"/>
+          </w:rPr>
+          <w:t>Morgulis</w:t>
+        </w:r>
+        <w:proofErr w:type="spellEnd"/>
+        <w:r>
+          <w:rPr>
+            <w:rFonts w:eastAsia="Times New Roman" w:cstheme="minorHAnsi"/>
+            <w:color w:val="FF0000"/>
+          </w:rPr>
+          <w:t xml:space="preserve"> et al</w:t>
+        </w:r>
+      </w:ins>
+      <w:ins w:id="36" w:author="Maxim Warwick Dus Adams" w:date="2025-01-15T16:38:00Z">
+        <w:r>
+          <w:rPr>
+            <w:rFonts w:eastAsia="Times New Roman" w:cstheme="minorHAnsi"/>
+            <w:color w:val="FF0000"/>
+          </w:rPr>
+          <w:t>., 2006</w:t>
+        </w:r>
+      </w:ins>
+      <w:ins w:id="37" w:author="Maxim Warwick Dus Adams" w:date="2025-01-15T16:35:00Z">
+        <w:r>
+          <w:rPr>
+            <w:rFonts w:eastAsia="Times New Roman" w:cstheme="minorHAnsi"/>
+            <w:color w:val="FF0000"/>
+          </w:rPr>
+          <w:t>)</w:t>
+        </w:r>
+      </w:ins>
+      <w:ins w:id="38" w:author="Maxim Warwick Dus Adams" w:date="2025-01-15T16:43:00Z">
+        <w:r>
+          <w:rPr>
+            <w:rFonts w:eastAsia="Times New Roman" w:cstheme="minorHAnsi"/>
+            <w:color w:val="FF0000"/>
+          </w:rPr>
+          <w:t xml:space="preserve"> </w:t>
+        </w:r>
+      </w:ins>
+      <w:ins w:id="39" w:author="Maxim Warwick Dus Adams" w:date="2025-01-15T16:35:00Z">
+        <w:r>
+          <w:rPr>
+            <w:rFonts w:eastAsia="Times New Roman" w:cstheme="minorHAnsi"/>
+            <w:color w:val="FF0000"/>
+          </w:rPr>
+          <w:t>implemented in Minimap2</w:t>
+        </w:r>
+      </w:ins>
+      <w:ins w:id="40" w:author="Maxim Warwick Dus Adams" w:date="2025-01-15T16:36:00Z">
+        <w:r>
+          <w:rPr>
+            <w:rFonts w:eastAsia="Times New Roman" w:cstheme="minorHAnsi"/>
+            <w:color w:val="FF0000"/>
+          </w:rPr>
+          <w:t xml:space="preserve"> v.2.28 (Li, 2018, 2021).</w:t>
+        </w:r>
+      </w:ins>
+      <w:ins w:id="41" w:author="Maxim Warwick Dus Adams" w:date="2025-01-15T16:38:00Z">
+        <w:r>
+          <w:rPr>
+            <w:rFonts w:eastAsia="Times New Roman" w:cstheme="minorHAnsi"/>
+            <w:color w:val="FF0000"/>
+          </w:rPr>
+          <w:t xml:space="preserve"> Any inserts with</w:t>
+        </w:r>
+      </w:ins>
+      <w:ins w:id="42" w:author="Maxim Warwick Dus Adams" w:date="2025-01-15T16:39:00Z">
+        <w:r>
+          <w:rPr>
+            <w:rFonts w:eastAsia="Times New Roman" w:cstheme="minorHAnsi"/>
+            <w:color w:val="FF0000"/>
+          </w:rPr>
+          <w:t xml:space="preserve"> contiguous,</w:t>
+        </w:r>
+      </w:ins>
+      <w:ins w:id="43" w:author="Maxim Warwick Dus Adams" w:date="2025-01-15T16:38:00Z">
+        <w:r>
+          <w:rPr>
+            <w:rFonts w:eastAsia="Times New Roman" w:cstheme="minorHAnsi"/>
+            <w:color w:val="FF0000"/>
+          </w:rPr>
+          <w:t xml:space="preserve"> low-entropy regions representing </w:t>
+        </w:r>
+      </w:ins>
+      <w:ins w:id="44" w:author="Maxim Warwick Dus Adams" w:date="2025-01-15T16:39:00Z">
+        <w:r>
+          <w:rPr>
+            <w:rFonts w:eastAsia="Times New Roman" w:cstheme="minorHAnsi"/>
+            <w:color w:val="FF0000"/>
+          </w:rPr>
+          <w:t>≥</w:t>
+        </w:r>
+        <w:r>
+          <w:rPr>
+            <w:rFonts w:eastAsia="Times New Roman" w:cstheme="minorHAnsi"/>
+            <w:color w:val="FF0000"/>
+          </w:rPr>
+          <w:t xml:space="preserve"> 50% of the total insert length were removed.</w:t>
+        </w:r>
+      </w:ins>
+    </w:p>
+    <w:p>
+      <w:pPr>
+        <w:jc w:val="both"/>
+        <w:rPr>
+          <w:ins w:id="45" w:author="Microsoft Office User" w:date="2025-07-23T21:03:00Z"/>
+          <w:rFonts w:eastAsia="Times New Roman" w:cstheme="minorHAnsi"/>
+          <w:color w:val="FF0000"/>
+        </w:rPr>
+      </w:pPr>
+    </w:p>
+    <w:p>
+      <w:pPr>
+        <w:jc w:val="both"/>
+        <w:rPr>
+          <w:rFonts w:eastAsia="Times New Roman" w:cstheme="minorHAnsi"/>
+          <w:color w:val="FF0000"/>
+          <w:rPrChange w:id="46" w:author="Maxim Warwick Dus Adams" w:date="2025-01-15T16:59:00Z">
             <w:rPr>
               <w:rFonts w:eastAsia="Times New Roman" w:cstheme="minorHAnsi"/>
               <w:color w:val="000000" w:themeColor="text1"/>
@@ -1183,50 +1774,140 @@
           </w:rPrChange>
         </w:rPr>
       </w:pPr>
-      <w:r>
-        <w:rPr>
-          <w:rFonts w:eastAsia="Times New Roman" w:cstheme="minorHAnsi"/>
-          <w:color w:val="000000" w:themeColor="text1"/>
-        </w:rPr>
-        <w:t xml:space="preserve">Several filtering steps were carried out to remove </w:t>
-      </w:r>
-      <w:r>
-        <w:rPr>
-          <w:rFonts w:eastAsia="Times New Roman" w:cstheme="minorHAnsi"/>
-          <w:color w:val="000000" w:themeColor="text1"/>
-        </w:rPr>
-        <w:t xml:space="preserve">potential </w:t>
-      </w:r>
-      <w:r>
-        <w:rPr>
-          <w:rFonts w:eastAsia="Times New Roman" w:cstheme="minorHAnsi"/>
-          <w:color w:val="000000" w:themeColor="text1"/>
-        </w:rPr>
-        <w:t xml:space="preserve">artefactual HGT inserts. </w:t>
-      </w:r>
-      <w:r>
-        <w:rPr>
-          <w:rFonts w:eastAsia="Times New Roman" w:cstheme="minorHAnsi"/>
-          <w:color w:val="000000" w:themeColor="text1"/>
-        </w:rPr>
-        <w:t xml:space="preserve">First, </w:t>
-      </w:r>
-      <w:ins w:id="3" w:author="Maxim Warwick Dus Adams" w:date="2025-01-15T16:55:00Z">
+      <w:proofErr w:type="spellStart"/>
+      <w:ins w:id="47" w:author="Microsoft Office User" w:date="2025-07-23T21:03:00Z">
+        <w:r>
+          <w:rPr>
+            <w:rFonts w:eastAsia="Times New Roman" w:cstheme="minorHAnsi"/>
+            <w:color w:val="FF0000"/>
+          </w:rPr>
+          <w:t>Blattabacterium</w:t>
+        </w:r>
+        <w:proofErr w:type="spellEnd"/>
+        <w:r>
+          <w:rPr>
+            <w:rFonts w:eastAsia="Times New Roman" w:cstheme="minorHAnsi"/>
+            <w:color w:val="FF0000"/>
+          </w:rPr>
+          <w:t xml:space="preserve"> vs ‘other bacteria’ filtering.</w:t>
+        </w:r>
+      </w:ins>
+      <w:bookmarkStart w:id="48" w:name="_GoBack"/>
+      <w:bookmarkEnd w:id="48"/>
+    </w:p>
+    <w:p>
+      <w:pPr>
+        <w:jc w:val="both"/>
+        <w:rPr>
+          <w:rFonts w:eastAsia="Times New Roman" w:cstheme="minorHAnsi"/>
+          <w:color w:val="000000" w:themeColor="text1"/>
+        </w:rPr>
+      </w:pPr>
+    </w:p>
+    <w:p>
+      <w:pPr>
+        <w:jc w:val="both"/>
+        <w:rPr>
+          <w:rFonts w:eastAsia="Times New Roman" w:cstheme="minorHAnsi"/>
+          <w:color w:val="FF0000"/>
+        </w:rPr>
+      </w:pPr>
+      <w:r>
+        <w:rPr>
+          <w:rFonts w:eastAsia="Times New Roman" w:cstheme="minorHAnsi"/>
+          <w:color w:val="000000" w:themeColor="text1"/>
+        </w:rPr>
+        <w:t xml:space="preserve">To identify duplicates, each insert is extracted with some flanking region. It is then </w:t>
+      </w:r>
+      <w:proofErr w:type="spellStart"/>
+      <w:r>
+        <w:rPr>
+          <w:rFonts w:eastAsia="Times New Roman" w:cstheme="minorHAnsi"/>
+          <w:color w:val="000000" w:themeColor="text1"/>
+        </w:rPr>
+        <w:t>BLASTed</w:t>
+      </w:r>
+      <w:proofErr w:type="spellEnd"/>
+      <w:r>
+        <w:rPr>
+          <w:rFonts w:eastAsia="Times New Roman" w:cstheme="minorHAnsi"/>
+          <w:color w:val="000000" w:themeColor="text1"/>
+        </w:rPr>
+        <w:t xml:space="preserve"> against all other inserts within the genome, and the top hit is extracted (excluding the hit to itself). This BLAST search can be run for each genomes using the following:</w:t>
+      </w:r>
+    </w:p>
+    <w:p>
+      <w:pPr>
+        <w:jc w:val="both"/>
+        <w:rPr>
+          <w:rFonts w:eastAsia="Times New Roman" w:cstheme="minorHAnsi"/>
+          <w:color w:val="000000" w:themeColor="text1"/>
+        </w:rPr>
+      </w:pPr>
+    </w:p>
+    <w:p>
+      <w:pPr>
+        <w:spacing w:after="100" w:afterAutospacing="1"/>
+        <w:jc w:val="both"/>
+        <w:rPr>
+          <w:rFonts w:eastAsia="Times New Roman" w:cstheme="minorHAnsi"/>
+          <w:color w:val="000000" w:themeColor="text1"/>
+        </w:rPr>
+      </w:pPr>
+      <w:r>
+        <w:rPr>
+          <w:rFonts w:eastAsia="Times New Roman" w:cstheme="minorHAnsi"/>
+          <w:color w:val="000000" w:themeColor="text1"/>
+        </w:rPr>
+        <w:t>Some HGT inserts might be the result of a real duplication event</w:t>
+      </w:r>
+      <w:r>
+        <w:rPr>
+          <w:rFonts w:eastAsia="Times New Roman" w:cstheme="minorHAnsi"/>
+          <w:color w:val="000000" w:themeColor="text1"/>
+        </w:rPr>
+        <w:t xml:space="preserve"> or transpositions. To identify the number of unique HGT inserts within a genome (i.e. to exclude these duplicated HGT inserts), we applied a similar approach to the false duplication filter above: inserts were extracted with 300 bp of flanking sequence then </w:t>
+      </w:r>
+      <w:proofErr w:type="spellStart"/>
+      <w:r>
+        <w:rPr>
+          <w:rFonts w:eastAsia="Times New Roman" w:cstheme="minorHAnsi"/>
+          <w:color w:val="000000" w:themeColor="text1"/>
+        </w:rPr>
+        <w:t>BLASTed</w:t>
+      </w:r>
+      <w:proofErr w:type="spellEnd"/>
+      <w:r>
+        <w:rPr>
+          <w:rFonts w:eastAsia="Times New Roman" w:cstheme="minorHAnsi"/>
+          <w:color w:val="000000" w:themeColor="text1"/>
+        </w:rPr>
+        <w:t xml:space="preserve"> against all of the other inserts (with flanking) within the same genome. HGT inserts with a sequence identity &gt;70% (alternative </w:t>
+      </w:r>
+      <w:r>
+        <w:rPr>
+          <w:rFonts w:eastAsia="Times New Roman" w:cstheme="minorHAnsi"/>
+          <w:color w:val="000000" w:themeColor="text1"/>
+        </w:rPr>
+        <w:lastRenderedPageBreak/>
+        <w:t>threshold &gt;</w:t>
+      </w:r>
+      <w:ins w:id="49" w:author="Microsoft Office User" w:date="2025-05-01T08:13:00Z">
         <w:r>
           <w:rPr>
             <w:rFonts w:eastAsia="Times New Roman" w:cstheme="minorHAnsi"/>
             <w:color w:val="000000" w:themeColor="text1"/>
           </w:rPr>
-          <w:t xml:space="preserve">we conservatively removed any contigs in which </w:t>
+          <w:t>80</w:t>
         </w:r>
       </w:ins>
-      <w:del w:id="4" w:author="Maxim Warwick Dus Adams" w:date="2025-01-15T16:56:00Z">
+      <w:del w:id="50" w:author="Microsoft Office User" w:date="2025-05-01T08:13:00Z">
         <w:r>
           <w:rPr>
             <w:rFonts w:eastAsia="Times New Roman" w:cstheme="minorHAnsi"/>
             <w:color w:val="000000" w:themeColor="text1"/>
           </w:rPr>
-          <w:delText xml:space="preserve">potential contaminant </w:delText>
+          <w:delText>55</w:delText>
         </w:r>
       </w:del>
       <w:r>
@@ -1234,118 +1915,497 @@
           <w:rFonts w:eastAsia="Times New Roman" w:cstheme="minorHAnsi"/>
           <w:color w:val="000000" w:themeColor="text1"/>
         </w:rPr>
-        <w:t xml:space="preserve">genuine </w:t>
-      </w:r>
-      <w:proofErr w:type="spellStart"/>
-      <w:r>
-        <w:rPr>
-          <w:rFonts w:eastAsia="Times New Roman" w:cstheme="minorHAnsi"/>
-          <w:i/>
-          <w:color w:val="000000" w:themeColor="text1"/>
-        </w:rPr>
-        <w:t>Blattabacterium</w:t>
-      </w:r>
-      <w:proofErr w:type="spellEnd"/>
-      <w:r>
-        <w:rPr>
-          <w:rFonts w:eastAsia="Times New Roman" w:cstheme="minorHAnsi"/>
-          <w:color w:val="000000" w:themeColor="text1"/>
-        </w:rPr>
-        <w:t xml:space="preserve"> sequences </w:t>
-      </w:r>
-      <w:del w:id="5" w:author="Maxim Warwick Dus Adams" w:date="2025-01-15T16:56:00Z">
+        <w:t>%), and query coverage &gt;70% (alternative threshold &gt;</w:t>
+      </w:r>
+      <w:ins w:id="51" w:author="Microsoft Office User" w:date="2025-05-01T08:13:00Z">
         <w:r>
           <w:rPr>
             <w:rFonts w:eastAsia="Times New Roman" w:cstheme="minorHAnsi"/>
             <w:color w:val="000000" w:themeColor="text1"/>
           </w:rPr>
-          <w:delText xml:space="preserve">that </w:delText>
-        </w:r>
-      </w:del>
-      <w:ins w:id="6" w:author="Maxim Warwick Dus Adams" w:date="2025-01-15T16:56:00Z">
+          <w:t>80</w:t>
+        </w:r>
+      </w:ins>
+      <w:del w:id="52" w:author="Microsoft Office User" w:date="2025-05-01T08:13:00Z">
         <w:r>
           <w:rPr>
             <w:rFonts w:eastAsia="Times New Roman" w:cstheme="minorHAnsi"/>
             <w:color w:val="000000" w:themeColor="text1"/>
           </w:rPr>
-          <w:t>may have</w:t>
-        </w:r>
+          <w:delText>55</w:delText>
+        </w:r>
+      </w:del>
+      <w:r>
+        <w:rPr>
+          <w:rFonts w:eastAsia="Times New Roman" w:cstheme="minorHAnsi"/>
+          <w:color w:val="000000" w:themeColor="text1"/>
+        </w:rPr>
+        <w:t>%) were considered duplicated.</w:t>
+      </w:r>
+      <w:r>
+        <w:rPr>
+          <w:rFonts w:eastAsia="Times New Roman" w:cstheme="minorHAnsi"/>
+          <w:color w:val="000000" w:themeColor="text1"/>
+        </w:rPr>
+        <w:br/>
+      </w:r>
+      <w:r>
+        <w:rPr>
+          <w:rFonts w:eastAsia="Times New Roman" w:cstheme="minorHAnsi"/>
+          <w:color w:val="000000" w:themeColor="text1"/>
+        </w:rPr>
+        <w:br/>
+        <w:t>The</w:t>
+      </w:r>
+      <w:r>
+        <w:rPr>
+          <w:rFonts w:eastAsia="Times New Roman" w:cstheme="minorHAnsi"/>
+          <w:color w:val="000000" w:themeColor="text1"/>
+        </w:rPr>
+        <w:t xml:space="preserve"> genomics features in which the filtered inserts are located (such as intergenic regions, exons, introns, promoters) were identified using the relevant genome annotation files. This analysis was performed with </w:t>
+      </w:r>
+      <w:proofErr w:type="spellStart"/>
+      <w:r>
+        <w:rPr>
+          <w:rFonts w:eastAsia="Times New Roman" w:cstheme="minorHAnsi"/>
+          <w:color w:val="000000" w:themeColor="text1"/>
+        </w:rPr>
+        <w:t>Bedtools</w:t>
+      </w:r>
+      <w:proofErr w:type="spellEnd"/>
+      <w:r>
+        <w:rPr>
+          <w:rFonts w:eastAsia="Times New Roman" w:cstheme="minorHAnsi"/>
+          <w:color w:val="000000" w:themeColor="text1"/>
+        </w:rPr>
+        <w:t xml:space="preserve"> and custom AWK scripts.</w:t>
+      </w:r>
+    </w:p>
+    <w:p>
+      <w:pPr>
+        <w:jc w:val="both"/>
+        <w:rPr>
+          <w:rFonts w:eastAsia="Times New Roman" w:cstheme="minorHAnsi"/>
+          <w:color w:val="000000" w:themeColor="text1"/>
+        </w:rPr>
+      </w:pPr>
+      <w:r>
+        <w:rPr>
+          <w:rFonts w:eastAsia="Times New Roman" w:cstheme="minorHAnsi"/>
+          <w:color w:val="000000" w:themeColor="text1"/>
+        </w:rPr>
+        <w:t xml:space="preserve">The minimum age of ancestral inserts across the phylogeny was estimated by comparing sequence similarity of inserts in other species to the sequence similarity of the </w:t>
+      </w:r>
+      <w:proofErr w:type="spellStart"/>
+      <w:r>
+        <w:rPr>
+          <w:rFonts w:eastAsia="Times New Roman" w:cstheme="minorHAnsi"/>
+          <w:color w:val="000000" w:themeColor="text1"/>
+        </w:rPr>
+        <w:t>Blattabacterium</w:t>
+      </w:r>
+      <w:proofErr w:type="spellEnd"/>
+      <w:r>
+        <w:rPr>
+          <w:rFonts w:eastAsia="Times New Roman" w:cstheme="minorHAnsi"/>
+          <w:color w:val="000000" w:themeColor="text1"/>
+        </w:rPr>
+        <w:t xml:space="preserve"> they harbour. </w:t>
+      </w:r>
+      <w:r>
+        <w:rPr>
+          <w:rFonts w:eastAsia="Times New Roman" w:cstheme="minorHAnsi"/>
+          <w:color w:val="000000" w:themeColor="text1"/>
+        </w:rPr>
+        <w:t xml:space="preserve">For species with multiple genomes (i.e. </w:t>
+      </w:r>
+      <w:proofErr w:type="spellStart"/>
+      <w:r>
+        <w:rPr>
+          <w:rFonts w:eastAsia="Times New Roman" w:cstheme="minorHAnsi"/>
+          <w:i/>
+          <w:color w:val="000000" w:themeColor="text1"/>
+        </w:rPr>
+        <w:t>Periplaneta</w:t>
+      </w:r>
+      <w:proofErr w:type="spellEnd"/>
+      <w:r>
+        <w:rPr>
+          <w:rFonts w:eastAsia="Times New Roman" w:cstheme="minorHAnsi"/>
+          <w:i/>
+          <w:color w:val="000000" w:themeColor="text1"/>
+        </w:rPr>
+        <w:t xml:space="preserve"> </w:t>
+      </w:r>
+      <w:proofErr w:type="spellStart"/>
+      <w:r>
+        <w:rPr>
+          <w:rFonts w:eastAsia="Times New Roman" w:cstheme="minorHAnsi"/>
+          <w:i/>
+          <w:color w:val="000000" w:themeColor="text1"/>
+        </w:rPr>
+        <w:t>americana</w:t>
+      </w:r>
+      <w:proofErr w:type="spellEnd"/>
+      <w:r>
+        <w:rPr>
+          <w:rFonts w:eastAsia="Times New Roman" w:cstheme="minorHAnsi"/>
+          <w:color w:val="000000" w:themeColor="text1"/>
+        </w:rPr>
+        <w:t xml:space="preserve">, </w:t>
+      </w:r>
+      <w:proofErr w:type="spellStart"/>
+      <w:r>
+        <w:rPr>
+          <w:rFonts w:eastAsia="Times New Roman" w:cstheme="minorHAnsi"/>
+          <w:i/>
+          <w:color w:val="000000" w:themeColor="text1"/>
+        </w:rPr>
+        <w:t>Blattella</w:t>
+      </w:r>
+      <w:proofErr w:type="spellEnd"/>
+      <w:r>
+        <w:rPr>
+          <w:rFonts w:eastAsia="Times New Roman" w:cstheme="minorHAnsi"/>
+          <w:i/>
+          <w:color w:val="000000" w:themeColor="text1"/>
+        </w:rPr>
+        <w:t xml:space="preserve"> </w:t>
+      </w:r>
+      <w:proofErr w:type="spellStart"/>
+      <w:r>
+        <w:rPr>
+          <w:rFonts w:eastAsia="Times New Roman" w:cstheme="minorHAnsi"/>
+          <w:i/>
+          <w:color w:val="000000" w:themeColor="text1"/>
+        </w:rPr>
+        <w:t>germanica</w:t>
+      </w:r>
+      <w:proofErr w:type="spellEnd"/>
+      <w:r>
+        <w:rPr>
+          <w:rFonts w:eastAsia="Times New Roman" w:cstheme="minorHAnsi"/>
+          <w:color w:val="000000" w:themeColor="text1"/>
+        </w:rPr>
+        <w:t xml:space="preserve">, and </w:t>
+      </w:r>
+      <w:proofErr w:type="spellStart"/>
+      <w:r>
+        <w:rPr>
+          <w:rFonts w:eastAsia="Times New Roman" w:cstheme="minorHAnsi"/>
+          <w:i/>
+          <w:color w:val="000000" w:themeColor="text1"/>
+        </w:rPr>
+        <w:t>Zootermopsis</w:t>
+      </w:r>
+      <w:proofErr w:type="spellEnd"/>
+      <w:r>
+        <w:rPr>
+          <w:rFonts w:eastAsia="Times New Roman" w:cstheme="minorHAnsi"/>
+          <w:i/>
+          <w:color w:val="000000" w:themeColor="text1"/>
+        </w:rPr>
+        <w:t xml:space="preserve"> </w:t>
+      </w:r>
+      <w:proofErr w:type="spellStart"/>
+      <w:r>
+        <w:rPr>
+          <w:rFonts w:eastAsia="Times New Roman" w:cstheme="minorHAnsi"/>
+          <w:i/>
+          <w:color w:val="000000" w:themeColor="text1"/>
+        </w:rPr>
+        <w:t>nevadensis</w:t>
+      </w:r>
+      <w:proofErr w:type="spellEnd"/>
+      <w:r>
+        <w:rPr>
+          <w:rFonts w:eastAsia="Times New Roman" w:cstheme="minorHAnsi"/>
+          <w:color w:val="000000" w:themeColor="text1"/>
+        </w:rPr>
+        <w:t>), only the genome version with the most inserts was analysed. Further, inserts that are part of a duplication/transposition event, characterised above, were including in this dating analysis. To identify ancestral inserts, f</w:t>
+      </w:r>
+      <w:r>
+        <w:rPr>
+          <w:rFonts w:eastAsia="Times New Roman" w:cstheme="minorHAnsi"/>
+          <w:color w:val="000000" w:themeColor="text1"/>
+        </w:rPr>
+        <w:t xml:space="preserve">irst, </w:t>
+      </w:r>
+      <w:r>
+        <w:rPr>
+          <w:rFonts w:eastAsia="Times New Roman" w:cstheme="minorHAnsi"/>
+          <w:color w:val="000000" w:themeColor="text1"/>
+        </w:rPr>
+        <w:t>t</w:t>
+      </w:r>
+      <w:r>
+        <w:rPr>
+          <w:rFonts w:eastAsia="Times New Roman" w:cstheme="minorHAnsi"/>
+          <w:color w:val="000000" w:themeColor="text1"/>
+        </w:rPr>
+        <w:t xml:space="preserve">he filtered inserts </w:t>
+      </w:r>
+      <w:r>
+        <w:rPr>
+          <w:rFonts w:eastAsia="Times New Roman" w:cstheme="minorHAnsi"/>
+          <w:color w:val="000000" w:themeColor="text1"/>
+        </w:rPr>
+        <w:t>were</w:t>
+      </w:r>
+      <w:r>
+        <w:rPr>
+          <w:rFonts w:eastAsia="Times New Roman" w:cstheme="minorHAnsi"/>
+          <w:color w:val="000000" w:themeColor="text1"/>
+        </w:rPr>
+        <w:t xml:space="preserve"> extracted from the genomes as </w:t>
+      </w:r>
+      <w:r>
+        <w:rPr>
+          <w:rFonts w:eastAsia="Times New Roman" w:cstheme="minorHAnsi"/>
+          <w:color w:val="000000" w:themeColor="text1"/>
+        </w:rPr>
+        <w:t xml:space="preserve">using </w:t>
+      </w:r>
+      <w:proofErr w:type="spellStart"/>
+      <w:r>
+        <w:rPr>
+          <w:rFonts w:eastAsia="Times New Roman" w:cstheme="minorHAnsi"/>
+          <w:color w:val="000000" w:themeColor="text1"/>
+        </w:rPr>
+        <w:t>bedtools</w:t>
+      </w:r>
+      <w:proofErr w:type="spellEnd"/>
+      <w:r>
+        <w:rPr>
+          <w:rFonts w:eastAsia="Times New Roman" w:cstheme="minorHAnsi"/>
+          <w:color w:val="000000" w:themeColor="text1"/>
+        </w:rPr>
+        <w:t xml:space="preserve">. Second, each </w:t>
+      </w:r>
+      <w:r>
+        <w:rPr>
+          <w:rFonts w:eastAsia="Times New Roman" w:cstheme="minorHAnsi"/>
+          <w:color w:val="000000" w:themeColor="text1"/>
+        </w:rPr>
+        <w:t xml:space="preserve">insert </w:t>
+      </w:r>
+      <w:r>
+        <w:rPr>
+          <w:rFonts w:eastAsia="Times New Roman" w:cstheme="minorHAnsi"/>
+          <w:color w:val="000000" w:themeColor="text1"/>
+        </w:rPr>
+        <w:t>from a cockroach genome was</w:t>
+      </w:r>
+      <w:r>
+        <w:rPr>
+          <w:rFonts w:eastAsia="Times New Roman" w:cstheme="minorHAnsi"/>
+          <w:color w:val="000000" w:themeColor="text1"/>
+        </w:rPr>
+        <w:t xml:space="preserve"> </w:t>
+      </w:r>
+      <w:proofErr w:type="spellStart"/>
+      <w:r>
+        <w:rPr>
+          <w:rFonts w:eastAsia="Times New Roman" w:cstheme="minorHAnsi"/>
+          <w:color w:val="000000" w:themeColor="text1"/>
+        </w:rPr>
+        <w:t>BLASTed</w:t>
+      </w:r>
+      <w:proofErr w:type="spellEnd"/>
+      <w:r>
+        <w:rPr>
+          <w:rFonts w:eastAsia="Times New Roman" w:cstheme="minorHAnsi"/>
+          <w:color w:val="000000" w:themeColor="text1"/>
+        </w:rPr>
+        <w:t xml:space="preserve"> against the </w:t>
+      </w:r>
+      <w:r>
+        <w:rPr>
+          <w:rFonts w:eastAsia="Times New Roman" w:cstheme="minorHAnsi"/>
+          <w:color w:val="000000" w:themeColor="text1"/>
+        </w:rPr>
+        <w:t>specific</w:t>
+      </w:r>
+      <w:r>
+        <w:rPr>
+          <w:rFonts w:eastAsia="Times New Roman" w:cstheme="minorHAnsi"/>
+          <w:color w:val="000000" w:themeColor="text1"/>
+        </w:rPr>
+        <w:t xml:space="preserve"> </w:t>
+      </w:r>
+      <w:proofErr w:type="spellStart"/>
+      <w:r>
+        <w:rPr>
+          <w:rFonts w:eastAsia="Times New Roman" w:cstheme="minorHAnsi"/>
+          <w:i/>
+          <w:color w:val="000000" w:themeColor="text1"/>
+        </w:rPr>
+        <w:t>Blattabacterium</w:t>
+      </w:r>
+      <w:proofErr w:type="spellEnd"/>
+      <w:r>
+        <w:rPr>
+          <w:rFonts w:eastAsia="Times New Roman" w:cstheme="minorHAnsi"/>
+          <w:color w:val="000000" w:themeColor="text1"/>
+        </w:rPr>
+        <w:t xml:space="preserve"> strain </w:t>
+      </w:r>
+      <w:r>
+        <w:rPr>
+          <w:rFonts w:eastAsia="Times New Roman" w:cstheme="minorHAnsi"/>
+          <w:color w:val="000000" w:themeColor="text1"/>
+        </w:rPr>
+        <w:t xml:space="preserve">that the species harbours. Note, species-specific </w:t>
+      </w:r>
+      <w:proofErr w:type="spellStart"/>
+      <w:r>
+        <w:rPr>
+          <w:rFonts w:eastAsia="Times New Roman" w:cstheme="minorHAnsi"/>
+          <w:color w:val="000000" w:themeColor="text1"/>
+        </w:rPr>
+        <w:t>Blattabacterium</w:t>
+      </w:r>
+      <w:proofErr w:type="spellEnd"/>
+      <w:r>
+        <w:rPr>
+          <w:rFonts w:eastAsia="Times New Roman" w:cstheme="minorHAnsi"/>
+          <w:color w:val="000000" w:themeColor="text1"/>
+        </w:rPr>
+        <w:t xml:space="preserve"> genomes were not available for all genomes analysed here (Tabl</w:t>
+      </w:r>
+      <w:r>
+        <w:rPr>
+          <w:rFonts w:eastAsia="Times New Roman" w:cstheme="minorHAnsi"/>
+          <w:color w:val="000000" w:themeColor="text1"/>
+        </w:rPr>
+        <w:t>e</w:t>
+      </w:r>
+      <w:r>
+        <w:rPr>
+          <w:rFonts w:eastAsia="Times New Roman" w:cstheme="minorHAnsi"/>
+          <w:color w:val="000000" w:themeColor="text1"/>
+        </w:rPr>
+        <w:t xml:space="preserve"> S1 and Figure S1). Third, e</w:t>
+      </w:r>
+      <w:r>
+        <w:rPr>
+          <w:rFonts w:eastAsia="Times New Roman" w:cstheme="minorHAnsi"/>
+          <w:color w:val="000000" w:themeColor="text1"/>
+        </w:rPr>
+        <w:t xml:space="preserve">ach insert is also </w:t>
+      </w:r>
+      <w:proofErr w:type="spellStart"/>
+      <w:r>
+        <w:rPr>
+          <w:rFonts w:eastAsia="Times New Roman" w:cstheme="minorHAnsi"/>
+          <w:color w:val="000000" w:themeColor="text1"/>
+        </w:rPr>
+        <w:t>BLASTed</w:t>
+      </w:r>
+      <w:proofErr w:type="spellEnd"/>
+      <w:r>
+        <w:rPr>
+          <w:rFonts w:eastAsia="Times New Roman" w:cstheme="minorHAnsi"/>
+          <w:color w:val="000000" w:themeColor="text1"/>
+        </w:rPr>
+        <w:t xml:space="preserve"> against all </w:t>
+      </w:r>
+      <w:r>
+        <w:rPr>
+          <w:rFonts w:eastAsia="Times New Roman" w:cstheme="minorHAnsi"/>
+          <w:color w:val="000000" w:themeColor="text1"/>
+        </w:rPr>
+        <w:t xml:space="preserve">of the </w:t>
+      </w:r>
+      <w:r>
+        <w:rPr>
+          <w:rFonts w:eastAsia="Times New Roman" w:cstheme="minorHAnsi"/>
+          <w:color w:val="000000" w:themeColor="text1"/>
+        </w:rPr>
+        <w:t xml:space="preserve">inserts in </w:t>
+      </w:r>
+      <w:r>
+        <w:rPr>
+          <w:rFonts w:eastAsia="Times New Roman" w:cstheme="minorHAnsi"/>
+          <w:color w:val="000000" w:themeColor="text1"/>
+        </w:rPr>
+        <w:t>of the</w:t>
+      </w:r>
+      <w:r>
+        <w:rPr>
+          <w:rFonts w:eastAsia="Times New Roman" w:cstheme="minorHAnsi"/>
+          <w:color w:val="000000" w:themeColor="text1"/>
+        </w:rPr>
+        <w:t xml:space="preserve"> other cockroach/termite taxa (excluding itself). </w:t>
+      </w:r>
+      <w:r>
+        <w:rPr>
+          <w:rFonts w:eastAsia="Times New Roman" w:cstheme="minorHAnsi"/>
+          <w:color w:val="000000" w:themeColor="text1"/>
+        </w:rPr>
+        <w:t xml:space="preserve">Fourth, the two </w:t>
+      </w:r>
+      <w:r>
+        <w:rPr>
+          <w:rFonts w:eastAsia="Times New Roman" w:cstheme="minorHAnsi"/>
+          <w:color w:val="000000" w:themeColor="text1"/>
+        </w:rPr>
+        <w:t xml:space="preserve">BLAST output files </w:t>
+      </w:r>
+      <w:r>
+        <w:rPr>
+          <w:rFonts w:eastAsia="Times New Roman" w:cstheme="minorHAnsi"/>
+          <w:color w:val="000000" w:themeColor="text1"/>
+        </w:rPr>
+        <w:t>were compared using a custom R script</w:t>
+      </w:r>
+      <w:r>
+        <w:rPr>
+          <w:rFonts w:eastAsia="Times New Roman" w:cstheme="minorHAnsi"/>
+          <w:color w:val="000000" w:themeColor="text1"/>
+        </w:rPr>
+        <w:t xml:space="preserve">. </w:t>
+      </w:r>
+      <w:r>
+        <w:rPr>
+          <w:rFonts w:eastAsia="Times New Roman" w:cstheme="minorHAnsi"/>
+          <w:color w:val="000000" w:themeColor="text1"/>
+        </w:rPr>
+        <w:t xml:space="preserve">The hit was set to ‘NA’ is query coverage was </w:t>
+      </w:r>
+      <w:commentRangeStart w:id="53"/>
+      <w:r>
+        <w:rPr>
+          <w:rFonts w:eastAsia="Times New Roman" w:cstheme="minorHAnsi"/>
+          <w:color w:val="000000" w:themeColor="text1"/>
+        </w:rPr>
+        <w:t>&lt;70%</w:t>
+      </w:r>
+      <w:del w:id="54" w:author="Microsoft Office User" w:date="2025-05-01T08:14:00Z">
         <w:r>
           <w:rPr>
             <w:rFonts w:eastAsia="Times New Roman" w:cstheme="minorHAnsi"/>
             <w:color w:val="000000" w:themeColor="text1"/>
           </w:rPr>
-          <w:t xml:space="preserve"> </w:t>
-        </w:r>
+          <w:delText xml:space="preserve"> </w:delText>
+        </w:r>
+      </w:del>
+      <w:commentRangeEnd w:id="53"/>
+      <w:r>
+        <w:rPr>
+          <w:rStyle w:val="CommentReference"/>
+        </w:rPr>
+        <w:commentReference w:id="53"/>
+      </w:r>
+      <w:del w:id="55" w:author="Microsoft Office User" w:date="2025-05-01T08:14:00Z">
         <w:r>
           <w:rPr>
             <w:rFonts w:eastAsia="Times New Roman" w:cstheme="minorHAnsi"/>
             <w:color w:val="000000" w:themeColor="text1"/>
           </w:rPr>
-          <w:t xml:space="preserve">been </w:t>
-        </w:r>
-      </w:ins>
-      <w:del w:id="7" w:author="Maxim Warwick Dus Adams" w:date="2025-01-15T16:56:00Z">
-        <w:r>
-          <w:rPr>
-            <w:rFonts w:eastAsia="Times New Roman" w:cstheme="minorHAnsi"/>
-            <w:color w:val="000000" w:themeColor="text1"/>
-          </w:rPr>
-          <w:delText xml:space="preserve">were </w:delText>
+          <w:delText>(alternate threshold &lt;50%)</w:delText>
         </w:r>
       </w:del>
-      <w:del w:id="8" w:author="Maxim Warwick Dus Adams" w:date="2025-01-15T16:40:00Z">
-        <w:r>
-          <w:rPr>
-            <w:rFonts w:eastAsia="Times New Roman" w:cstheme="minorHAnsi"/>
-            <w:color w:val="000000" w:themeColor="text1"/>
-          </w:rPr>
-          <w:delText xml:space="preserve">inadvertently </w:delText>
-        </w:r>
-      </w:del>
-      <w:ins w:id="9" w:author="Maxim Warwick Dus Adams" w:date="2025-01-15T16:40:00Z">
-        <w:r>
-          <w:rPr>
-            <w:rFonts w:eastAsia="Times New Roman" w:cstheme="minorHAnsi"/>
-            <w:color w:val="000000" w:themeColor="text1"/>
-          </w:rPr>
-          <w:t xml:space="preserve">erroneously </w:t>
-        </w:r>
-      </w:ins>
-      <w:ins w:id="10" w:author="Maxim Warwick Dus Adams" w:date="2025-01-15T16:41:00Z">
-        <w:r>
-          <w:rPr>
-            <w:rFonts w:eastAsia="Times New Roman" w:cstheme="minorHAnsi"/>
-            <w:color w:val="000000" w:themeColor="text1"/>
-          </w:rPr>
-          <w:t xml:space="preserve">combined with cockroach sequences during genome assembly (and therefore </w:t>
-        </w:r>
-      </w:ins>
-      <w:r>
-        <w:rPr>
-          <w:rFonts w:eastAsia="Times New Roman" w:cstheme="minorHAnsi"/>
-          <w:color w:val="000000" w:themeColor="text1"/>
-        </w:rPr>
-        <w:t>characterized as HGT inserts</w:t>
-      </w:r>
-      <w:ins w:id="11" w:author="Maxim Warwick Dus Adams" w:date="2025-01-15T16:41:00Z">
-        <w:r>
-          <w:rPr>
-            <w:rFonts w:eastAsia="Times New Roman" w:cstheme="minorHAnsi"/>
-            <w:color w:val="000000" w:themeColor="text1"/>
-          </w:rPr>
-          <w:t>)</w:t>
-        </w:r>
-      </w:ins>
-      <w:del w:id="12" w:author="Maxim Warwick Dus Adams" w:date="2025-01-15T16:56:00Z">
-        <w:r>
-          <w:rPr>
-            <w:rFonts w:eastAsia="Times New Roman" w:cstheme="minorHAnsi"/>
-            <w:color w:val="000000" w:themeColor="text1"/>
-          </w:rPr>
-          <w:delText xml:space="preserve"> were identified and removed by comparing the length of the insert to the length of the contig on which it resides using a custom R script</w:delText>
-        </w:r>
-      </w:del>
       <w:r>
         <w:rPr>
           <w:rFonts w:eastAsia="Times New Roman" w:cstheme="minorHAnsi"/>
@@ -1353,150 +2413,200 @@
         </w:rPr>
         <w:t>.</w:t>
       </w:r>
-      <w:ins w:id="13" w:author="Maxim Warwick Dus Adams" w:date="2025-01-15T16:56:00Z">
-        <w:r>
-          <w:rPr>
-            <w:rFonts w:eastAsia="Times New Roman" w:cstheme="minorHAnsi"/>
-            <w:color w:val="FF0000"/>
-          </w:rPr>
-          <w:t xml:space="preserve"> </w:t>
-        </w:r>
-      </w:ins>
-      <w:ins w:id="14" w:author="Maxim Warwick Dus Adams" w:date="2025-01-15T16:49:00Z">
-        <w:r>
-          <w:rPr>
-            <w:rFonts w:eastAsia="Times New Roman" w:cstheme="minorHAnsi"/>
-            <w:color w:val="FF0000"/>
-          </w:rPr>
-          <w:t>Any contigs for which the</w:t>
-        </w:r>
-      </w:ins>
-      <w:ins w:id="15" w:author="Maxim Warwick Dus Adams" w:date="2025-01-15T16:44:00Z">
-        <w:r>
-          <w:rPr>
-            <w:rFonts w:eastAsia="Times New Roman" w:cstheme="minorHAnsi"/>
-            <w:color w:val="FF0000"/>
-          </w:rPr>
-          <w:t xml:space="preserve"> total length of putative bacterial sequences (identified using the method above) was</w:t>
-        </w:r>
-      </w:ins>
-      <w:ins w:id="16" w:author="Maxim Warwick Dus Adams" w:date="2025-01-15T16:42:00Z">
-        <w:r>
-          <w:rPr>
-            <w:rFonts w:eastAsia="Times New Roman" w:cstheme="minorHAnsi"/>
-            <w:color w:val="FF0000"/>
-          </w:rPr>
-          <w:t xml:space="preserve"> </w:t>
-        </w:r>
-      </w:ins>
-      <w:ins w:id="17" w:author="Maxim Warwick Dus Adams" w:date="2025-01-15T16:44:00Z">
-        <w:r>
-          <w:rPr>
-            <w:rFonts w:eastAsia="Times New Roman" w:cstheme="minorHAnsi"/>
-            <w:color w:val="FF0000"/>
-          </w:rPr>
-          <w:t>≥</w:t>
-        </w:r>
-        <w:r>
-          <w:rPr>
-            <w:rFonts w:eastAsia="Times New Roman" w:cstheme="minorHAnsi"/>
-            <w:color w:val="FF0000"/>
-          </w:rPr>
-          <w:t xml:space="preserve"> 20% </w:t>
-        </w:r>
-      </w:ins>
-      <w:ins w:id="18" w:author="Maxim Warwick Dus Adams" w:date="2025-01-15T16:56:00Z">
-        <w:r>
-          <w:rPr>
-            <w:rFonts w:eastAsia="Times New Roman" w:cstheme="minorHAnsi"/>
-            <w:color w:val="FF0000"/>
-          </w:rPr>
-          <w:t xml:space="preserve">of </w:t>
-        </w:r>
-      </w:ins>
-      <w:ins w:id="19" w:author="Maxim Warwick Dus Adams" w:date="2025-01-15T16:44:00Z">
-        <w:r>
-          <w:rPr>
-            <w:rFonts w:eastAsia="Times New Roman" w:cstheme="minorHAnsi"/>
-            <w:color w:val="FF0000"/>
-          </w:rPr>
-          <w:t>the total contig length were removed</w:t>
-        </w:r>
-      </w:ins>
-      <w:ins w:id="20" w:author="Maxim Warwick Dus Adams" w:date="2025-01-15T16:45:00Z">
-        <w:r>
-          <w:rPr>
-            <w:rFonts w:eastAsia="Times New Roman" w:cstheme="minorHAnsi"/>
-            <w:color w:val="FF0000"/>
-          </w:rPr>
-          <w:t>.</w:t>
-        </w:r>
-      </w:ins>
-      <w:ins w:id="21" w:author="Maxim Warwick Dus Adams" w:date="2025-01-15T16:56:00Z">
-        <w:r>
-          <w:rPr>
-            <w:rFonts w:eastAsia="Times New Roman" w:cstheme="minorHAnsi"/>
-            <w:color w:val="FF0000"/>
-          </w:rPr>
-          <w:t xml:space="preserve"> In addition</w:t>
-        </w:r>
-      </w:ins>
-      <w:ins w:id="22" w:author="Maxim Warwick Dus Adams" w:date="2025-01-15T16:58:00Z">
-        <w:r>
-          <w:rPr>
-            <w:rFonts w:eastAsia="Times New Roman" w:cstheme="minorHAnsi"/>
-            <w:color w:val="FF0000"/>
-          </w:rPr>
-          <w:t xml:space="preserve">, we conservatively removed any contigs with </w:t>
-        </w:r>
-      </w:ins>
-      <w:ins w:id="23" w:author="Maxim Warwick Dus Adams" w:date="2025-01-15T16:59:00Z">
-        <w:r>
-          <w:rPr>
-            <w:rFonts w:eastAsia="Times New Roman" w:cstheme="minorHAnsi"/>
-            <w:color w:val="FF0000"/>
-          </w:rPr>
-          <w:t xml:space="preserve">putative HGT inserts above 10,000 bp in length (which were found to be significant outliers based on the length distributions of all putative inserts in our dataset). </w:t>
-        </w:r>
-      </w:ins>
-      <w:del w:id="24" w:author="Maxim Warwick Dus Adams" w:date="2025-01-15T16:41:00Z">
-        <w:r>
-          <w:rPr>
-            <w:rFonts w:eastAsia="Times New Roman" w:cstheme="minorHAnsi"/>
-            <w:color w:val="000000" w:themeColor="text1"/>
-          </w:rPr>
-          <w:delText xml:space="preserve"> </w:delText>
-        </w:r>
-        <w:r>
-          <w:rPr>
-            <w:rFonts w:eastAsia="Times New Roman" w:cstheme="minorHAnsi"/>
-            <w:color w:val="FF0000"/>
-          </w:rPr>
-          <w:delText xml:space="preserve">[Maxim to expand on this, as thresholds are currently being modified.] </w:delText>
-        </w:r>
-      </w:del>
-      <w:r>
-        <w:rPr>
-          <w:rFonts w:eastAsia="Times New Roman" w:cstheme="minorHAnsi"/>
-          <w:color w:val="000000" w:themeColor="text1"/>
-        </w:rPr>
-        <w:t xml:space="preserve">Second, inserts that were part of false assembly duplications were identified and removed. Inserts were extracted from the genomes with 300 bp of flanking sequence using </w:t>
-      </w:r>
-      <w:proofErr w:type="spellStart"/>
-      <w:r>
-        <w:rPr>
-          <w:rFonts w:eastAsia="Times New Roman" w:cstheme="minorHAnsi"/>
-          <w:color w:val="000000" w:themeColor="text1"/>
-        </w:rPr>
-        <w:t>bedtools</w:t>
-      </w:r>
-      <w:proofErr w:type="spellEnd"/>
-      <w:r>
-        <w:rPr>
-          <w:rFonts w:eastAsia="Times New Roman" w:cstheme="minorHAnsi"/>
-          <w:color w:val="000000" w:themeColor="text1"/>
-        </w:rPr>
-        <w:t xml:space="preserve">, then </w:t>
+      <w:r>
+        <w:rPr>
+          <w:rFonts w:eastAsia="Times New Roman" w:cstheme="minorHAnsi"/>
+          <w:color w:val="000000" w:themeColor="text1"/>
+        </w:rPr>
+        <w:br/>
+      </w:r>
+      <w:r>
+        <w:rPr>
+          <w:rFonts w:eastAsia="Times New Roman" w:cstheme="minorHAnsi"/>
+          <w:color w:val="000000" w:themeColor="text1"/>
+        </w:rPr>
+        <w:br/>
+      </w:r>
+      <w:r>
+        <w:rPr>
+          <w:rFonts w:eastAsia="Times New Roman" w:cstheme="minorHAnsi"/>
+          <w:color w:val="000000" w:themeColor="text1"/>
+        </w:rPr>
+        <w:t xml:space="preserve">If the </w:t>
+      </w:r>
+      <w:r>
+        <w:rPr>
+          <w:rFonts w:eastAsia="Times New Roman" w:cstheme="minorHAnsi"/>
+          <w:color w:val="000000" w:themeColor="text1"/>
+        </w:rPr>
+        <w:t xml:space="preserve">sequence identity % </w:t>
+      </w:r>
+      <w:r>
+        <w:rPr>
+          <w:rFonts w:eastAsia="Times New Roman" w:cstheme="minorHAnsi"/>
+          <w:color w:val="000000" w:themeColor="text1"/>
+        </w:rPr>
+        <w:t xml:space="preserve">is </w:t>
+      </w:r>
+      <w:r>
+        <w:rPr>
+          <w:rFonts w:eastAsia="Times New Roman" w:cstheme="minorHAnsi"/>
+          <w:color w:val="000000" w:themeColor="text1"/>
+        </w:rPr>
+        <w:t xml:space="preserve">considerably </w:t>
+      </w:r>
+      <w:r>
+        <w:rPr>
+          <w:rFonts w:eastAsia="Times New Roman" w:cstheme="minorHAnsi"/>
+          <w:color w:val="000000" w:themeColor="text1"/>
+        </w:rPr>
+        <w:t xml:space="preserve">higher for the </w:t>
+      </w:r>
+      <w:proofErr w:type="spellStart"/>
+      <w:r>
+        <w:rPr>
+          <w:rFonts w:eastAsia="Times New Roman" w:cstheme="minorHAnsi"/>
+          <w:i/>
+          <w:color w:val="000000" w:themeColor="text1"/>
+        </w:rPr>
+        <w:t>Blattabacterium</w:t>
+      </w:r>
+      <w:proofErr w:type="spellEnd"/>
+      <w:r>
+        <w:rPr>
+          <w:rFonts w:eastAsia="Times New Roman" w:cstheme="minorHAnsi"/>
+          <w:color w:val="000000" w:themeColor="text1"/>
+        </w:rPr>
+        <w:t xml:space="preserve"> BLAST compared to the cockroach/termite inser</w:t>
+      </w:r>
+      <w:r>
+        <w:rPr>
+          <w:rFonts w:eastAsia="Times New Roman" w:cstheme="minorHAnsi"/>
+          <w:color w:val="000000" w:themeColor="text1"/>
+        </w:rPr>
+        <w:t>t</w:t>
+      </w:r>
+      <w:r>
+        <w:rPr>
+          <w:rFonts w:eastAsia="Times New Roman" w:cstheme="minorHAnsi"/>
+          <w:color w:val="000000" w:themeColor="text1"/>
+        </w:rPr>
+        <w:t xml:space="preserve"> BLAST, then it is likely a recent insert. </w:t>
+      </w:r>
+      <w:r>
+        <w:rPr>
+          <w:rFonts w:eastAsia="Times New Roman" w:cstheme="minorHAnsi"/>
+          <w:color w:val="000000" w:themeColor="text1"/>
+        </w:rPr>
+        <w:t xml:space="preserve">In contrast, if sequence identity </w:t>
+      </w:r>
+      <w:r>
+        <w:rPr>
+          <w:rFonts w:eastAsia="Times New Roman" w:cstheme="minorHAnsi"/>
+          <w:color w:val="000000" w:themeColor="text1"/>
+        </w:rPr>
+        <w:t xml:space="preserve">% identity is higher for the insert BLAST compared to the </w:t>
+      </w:r>
+      <w:proofErr w:type="spellStart"/>
+      <w:r>
+        <w:rPr>
+          <w:rFonts w:eastAsia="Times New Roman" w:cstheme="minorHAnsi"/>
+          <w:i/>
+          <w:color w:val="000000" w:themeColor="text1"/>
+        </w:rPr>
+        <w:t>Blattabacterium</w:t>
+      </w:r>
+      <w:proofErr w:type="spellEnd"/>
+      <w:r>
+        <w:rPr>
+          <w:rFonts w:eastAsia="Times New Roman" w:cstheme="minorHAnsi"/>
+          <w:color w:val="000000" w:themeColor="text1"/>
+        </w:rPr>
+        <w:t xml:space="preserve"> BLAST, then the insert is likely ancestral. </w:t>
+      </w:r>
+      <w:r>
+        <w:rPr>
+          <w:rFonts w:eastAsia="Times New Roman" w:cstheme="minorHAnsi"/>
+          <w:color w:val="000000" w:themeColor="text1"/>
+        </w:rPr>
+        <w:t>Lastly, i</w:t>
+      </w:r>
+      <w:r>
+        <w:rPr>
+          <w:rFonts w:eastAsia="Times New Roman" w:cstheme="minorHAnsi"/>
+          <w:color w:val="000000" w:themeColor="text1"/>
+        </w:rPr>
+        <w:t xml:space="preserve">f the BLAST </w:t>
+      </w:r>
+      <w:r>
+        <w:rPr>
+          <w:rFonts w:eastAsia="Times New Roman" w:cstheme="minorHAnsi"/>
+          <w:color w:val="000000" w:themeColor="text1"/>
+        </w:rPr>
+        <w:t xml:space="preserve">hits </w:t>
+      </w:r>
+      <w:r>
+        <w:rPr>
+          <w:rFonts w:eastAsia="Times New Roman" w:cstheme="minorHAnsi"/>
+          <w:color w:val="000000" w:themeColor="text1"/>
+        </w:rPr>
+        <w:t xml:space="preserve">are </w:t>
+      </w:r>
+      <w:r>
+        <w:rPr>
+          <w:rFonts w:eastAsia="Times New Roman" w:cstheme="minorHAnsi"/>
+          <w:color w:val="000000" w:themeColor="text1"/>
+        </w:rPr>
+        <w:t xml:space="preserve">somewhat </w:t>
+      </w:r>
+      <w:r>
+        <w:rPr>
+          <w:rFonts w:eastAsia="Times New Roman" w:cstheme="minorHAnsi"/>
+          <w:color w:val="000000" w:themeColor="text1"/>
+        </w:rPr>
+        <w:t>similar, we do not have confidence to infer the age of the insert</w:t>
+      </w:r>
+      <w:r>
+        <w:rPr>
+          <w:rFonts w:eastAsia="Times New Roman" w:cstheme="minorHAnsi"/>
+          <w:color w:val="000000" w:themeColor="text1"/>
+        </w:rPr>
+        <w:t xml:space="preserve"> (see Figure S1)</w:t>
+      </w:r>
+      <w:r>
+        <w:rPr>
+          <w:rFonts w:eastAsia="Times New Roman" w:cstheme="minorHAnsi"/>
+          <w:color w:val="000000" w:themeColor="text1"/>
+        </w:rPr>
+        <w:t>.</w:t>
+      </w:r>
+      <w:r>
+        <w:rPr>
+          <w:rFonts w:eastAsia="Times New Roman" w:cstheme="minorHAnsi"/>
+          <w:color w:val="000000" w:themeColor="text1"/>
+        </w:rPr>
+        <w:t xml:space="preserve"> Clear breaks in the BLAST sequence identities were evident, hence ancestral inserts were able to be easily identified and extracted. </w:t>
+      </w:r>
+      <w:r>
+        <w:rPr>
+          <w:rFonts w:eastAsia="Times New Roman" w:cstheme="minorHAnsi"/>
+          <w:color w:val="000000" w:themeColor="text1"/>
+        </w:rPr>
+        <w:t xml:space="preserve">The names of the other </w:t>
+      </w:r>
+      <w:r>
+        <w:rPr>
+          <w:rFonts w:eastAsia="Times New Roman" w:cstheme="minorHAnsi"/>
+          <w:color w:val="000000" w:themeColor="text1"/>
+        </w:rPr>
+        <w:t xml:space="preserve">cockroach/termite species in which the </w:t>
+      </w:r>
+      <w:r>
+        <w:rPr>
+          <w:rFonts w:eastAsia="Times New Roman" w:cstheme="minorHAnsi"/>
+          <w:color w:val="000000" w:themeColor="text1"/>
+        </w:rPr>
+        <w:t xml:space="preserve">insert </w:t>
       </w:r>
       <w:proofErr w:type="spellStart"/>
       <w:r>
@@ -1512,1081 +2622,9 @@
           <w:rFonts w:eastAsia="Times New Roman" w:cstheme="minorHAnsi"/>
           <w:color w:val="000000" w:themeColor="text1"/>
         </w:rPr>
-        <w:t xml:space="preserve"> against all of the other inserts (with flanking) within the same genome </w:t>
-      </w:r>
-      <w:r>
-        <w:rPr>
-          <w:rFonts w:eastAsia="Times New Roman" w:cstheme="minorHAnsi"/>
-          <w:color w:val="000000" w:themeColor="text1"/>
-        </w:rPr>
-        <w:t xml:space="preserve">using </w:t>
-      </w:r>
-      <w:proofErr w:type="spellStart"/>
-      <w:r>
-        <w:rPr>
-          <w:rFonts w:eastAsia="Times New Roman" w:cstheme="minorHAnsi"/>
-          <w:color w:val="000000" w:themeColor="text1"/>
-        </w:rPr>
-        <w:t>blastn</w:t>
-      </w:r>
-      <w:proofErr w:type="spellEnd"/>
-      <w:r>
-        <w:rPr>
-          <w:rFonts w:eastAsia="Times New Roman" w:cstheme="minorHAnsi"/>
-          <w:color w:val="000000" w:themeColor="text1"/>
-        </w:rPr>
-        <w:t xml:space="preserve"> v2.2.3. Inserts were considered false duplicates and removed if the resultant sequence identity was &gt;90% (alternative threshold &gt;95%), and query coverage was &gt;90% (alternative threshold &gt;95%).</w:t>
-      </w:r>
-      <w:r>
-        <w:rPr>
-          <w:rFonts w:eastAsia="Times New Roman" w:cstheme="minorHAnsi"/>
-          <w:color w:val="000000" w:themeColor="text1"/>
-        </w:rPr>
-        <w:t xml:space="preserve"> Third, highly repetitive low complexity</w:t>
-      </w:r>
-      <w:ins w:id="25" w:author="Maxim Warwick Dus Adams" w:date="2025-01-15T16:33:00Z">
-        <w:r>
-          <w:rPr>
-            <w:rFonts w:eastAsia="Times New Roman" w:cstheme="minorHAnsi"/>
-            <w:color w:val="000000" w:themeColor="text1"/>
-          </w:rPr>
-          <w:t xml:space="preserve"> (“low</w:t>
-        </w:r>
-      </w:ins>
-      <w:ins w:id="26" w:author="Maxim Warwick Dus Adams" w:date="2025-01-15T16:38:00Z">
-        <w:r>
-          <w:rPr>
-            <w:rFonts w:eastAsia="Times New Roman" w:cstheme="minorHAnsi"/>
-            <w:color w:val="000000" w:themeColor="text1"/>
-          </w:rPr>
-          <w:t>-</w:t>
-        </w:r>
-      </w:ins>
-      <w:ins w:id="27" w:author="Maxim Warwick Dus Adams" w:date="2025-01-15T16:33:00Z">
-        <w:r>
-          <w:rPr>
-            <w:rFonts w:eastAsia="Times New Roman" w:cstheme="minorHAnsi"/>
-            <w:color w:val="000000" w:themeColor="text1"/>
-          </w:rPr>
-          <w:t>entropy”</w:t>
-        </w:r>
-      </w:ins>
-      <w:ins w:id="28" w:author="Maxim Warwick Dus Adams" w:date="2025-01-15T16:34:00Z">
-        <w:r>
-          <w:rPr>
-            <w:rFonts w:eastAsia="Times New Roman" w:cstheme="minorHAnsi"/>
-            <w:color w:val="000000" w:themeColor="text1"/>
-          </w:rPr>
-          <w:t>)</w:t>
-        </w:r>
-      </w:ins>
-      <w:del w:id="29" w:author="Maxim Warwick Dus Adams" w:date="2025-01-15T16:33:00Z">
-        <w:r>
-          <w:rPr>
-            <w:rFonts w:eastAsia="Times New Roman" w:cstheme="minorHAnsi"/>
-            <w:color w:val="000000" w:themeColor="text1"/>
-          </w:rPr>
-          <w:delText xml:space="preserve"> ("</w:delText>
-        </w:r>
-      </w:del>
-      <w:r>
-        <w:rPr>
-          <w:rFonts w:eastAsia="Times New Roman" w:cstheme="minorHAnsi"/>
-          <w:color w:val="000000" w:themeColor="text1"/>
-        </w:rPr>
-        <w:t xml:space="preserve"> sequences were removed. </w:t>
-      </w:r>
-      <w:r>
-        <w:rPr>
-          <w:rFonts w:eastAsia="Times New Roman" w:cstheme="minorHAnsi"/>
-          <w:color w:val="FF0000"/>
-        </w:rPr>
-        <w:t xml:space="preserve">We identified </w:t>
-      </w:r>
-      <w:del w:id="30" w:author="Maxim Warwick Dus Adams" w:date="2025-01-15T16:34:00Z">
-        <w:r>
-          <w:rPr>
-            <w:rFonts w:eastAsia="Times New Roman" w:cstheme="minorHAnsi"/>
-            <w:color w:val="FF0000"/>
-          </w:rPr>
-          <w:delText>these</w:delText>
-        </w:r>
-      </w:del>
-      <w:ins w:id="31" w:author="Maxim Warwick Dus Adams" w:date="2025-01-15T16:34:00Z">
-        <w:r>
-          <w:rPr>
-            <w:rFonts w:eastAsia="Times New Roman" w:cstheme="minorHAnsi"/>
-            <w:color w:val="FF0000"/>
-          </w:rPr>
-          <w:t>low</w:t>
-        </w:r>
-      </w:ins>
-      <w:ins w:id="32" w:author="Maxim Warwick Dus Adams" w:date="2025-01-15T16:38:00Z">
-        <w:r>
-          <w:rPr>
-            <w:rFonts w:eastAsia="Times New Roman" w:cstheme="minorHAnsi"/>
-            <w:color w:val="FF0000"/>
-          </w:rPr>
-          <w:t>-</w:t>
-        </w:r>
-      </w:ins>
-      <w:ins w:id="33" w:author="Maxim Warwick Dus Adams" w:date="2025-01-15T16:34:00Z">
-        <w:r>
-          <w:rPr>
-            <w:rFonts w:eastAsia="Times New Roman" w:cstheme="minorHAnsi"/>
-            <w:color w:val="FF0000"/>
-          </w:rPr>
-          <w:t>entropy sequences using</w:t>
-        </w:r>
-      </w:ins>
-      <w:ins w:id="34" w:author="Maxim Warwick Dus Adams" w:date="2025-01-15T16:35:00Z">
-        <w:r>
-          <w:rPr>
-            <w:rFonts w:eastAsia="Times New Roman" w:cstheme="minorHAnsi"/>
-            <w:color w:val="FF0000"/>
-          </w:rPr>
-          <w:t xml:space="preserve"> the symmetrical DUST algorithm (</w:t>
-        </w:r>
-      </w:ins>
-      <w:proofErr w:type="spellStart"/>
-      <w:ins w:id="35" w:author="Maxim Warwick Dus Adams" w:date="2025-01-15T16:37:00Z">
-        <w:r>
-          <w:rPr>
-            <w:rFonts w:eastAsia="Times New Roman" w:cstheme="minorHAnsi"/>
-            <w:color w:val="FF0000"/>
-          </w:rPr>
-          <w:t>Morgulis</w:t>
-        </w:r>
-        <w:proofErr w:type="spellEnd"/>
-        <w:r>
-          <w:rPr>
-            <w:rFonts w:eastAsia="Times New Roman" w:cstheme="minorHAnsi"/>
-            <w:color w:val="FF0000"/>
-          </w:rPr>
-          <w:t xml:space="preserve"> et al</w:t>
-        </w:r>
-      </w:ins>
-      <w:ins w:id="36" w:author="Maxim Warwick Dus Adams" w:date="2025-01-15T16:38:00Z">
-        <w:r>
-          <w:rPr>
-            <w:rFonts w:eastAsia="Times New Roman" w:cstheme="minorHAnsi"/>
-            <w:color w:val="FF0000"/>
-          </w:rPr>
-          <w:t>., 2006</w:t>
-        </w:r>
-      </w:ins>
-      <w:ins w:id="37" w:author="Maxim Warwick Dus Adams" w:date="2025-01-15T16:35:00Z">
-        <w:r>
-          <w:rPr>
-            <w:rFonts w:eastAsia="Times New Roman" w:cstheme="minorHAnsi"/>
-            <w:color w:val="FF0000"/>
-          </w:rPr>
-          <w:t>)</w:t>
-        </w:r>
-      </w:ins>
-      <w:ins w:id="38" w:author="Maxim Warwick Dus Adams" w:date="2025-01-15T16:43:00Z">
-        <w:r>
-          <w:rPr>
-            <w:rFonts w:eastAsia="Times New Roman" w:cstheme="minorHAnsi"/>
-            <w:color w:val="FF0000"/>
-          </w:rPr>
-          <w:t xml:space="preserve"> </w:t>
-        </w:r>
-      </w:ins>
-      <w:ins w:id="39" w:author="Maxim Warwick Dus Adams" w:date="2025-01-15T16:35:00Z">
-        <w:r>
-          <w:rPr>
-            <w:rFonts w:eastAsia="Times New Roman" w:cstheme="minorHAnsi"/>
-            <w:color w:val="FF0000"/>
-          </w:rPr>
-          <w:t>implemented in Minimap2</w:t>
-        </w:r>
-      </w:ins>
-      <w:ins w:id="40" w:author="Maxim Warwick Dus Adams" w:date="2025-01-15T16:36:00Z">
-        <w:r>
-          <w:rPr>
-            <w:rFonts w:eastAsia="Times New Roman" w:cstheme="minorHAnsi"/>
-            <w:color w:val="FF0000"/>
-          </w:rPr>
-          <w:t xml:space="preserve"> v.2.28 (Li, 2018, 2021).</w:t>
-        </w:r>
-      </w:ins>
-      <w:ins w:id="41" w:author="Maxim Warwick Dus Adams" w:date="2025-01-15T16:38:00Z">
-        <w:r>
-          <w:rPr>
-            <w:rFonts w:eastAsia="Times New Roman" w:cstheme="minorHAnsi"/>
-            <w:color w:val="FF0000"/>
-          </w:rPr>
-          <w:t xml:space="preserve"> Any inserts with</w:t>
-        </w:r>
-      </w:ins>
-      <w:ins w:id="42" w:author="Maxim Warwick Dus Adams" w:date="2025-01-15T16:39:00Z">
-        <w:r>
-          <w:rPr>
-            <w:rFonts w:eastAsia="Times New Roman" w:cstheme="minorHAnsi"/>
-            <w:color w:val="FF0000"/>
-          </w:rPr>
-          <w:t xml:space="preserve"> contiguous,</w:t>
-        </w:r>
-      </w:ins>
-      <w:ins w:id="43" w:author="Maxim Warwick Dus Adams" w:date="2025-01-15T16:38:00Z">
-        <w:r>
-          <w:rPr>
-            <w:rFonts w:eastAsia="Times New Roman" w:cstheme="minorHAnsi"/>
-            <w:color w:val="FF0000"/>
-          </w:rPr>
-          <w:t xml:space="preserve"> low-entropy regions representing </w:t>
-        </w:r>
-      </w:ins>
-      <w:ins w:id="44" w:author="Maxim Warwick Dus Adams" w:date="2025-01-15T16:39:00Z">
-        <w:r>
-          <w:rPr>
-            <w:rFonts w:eastAsia="Times New Roman" w:cstheme="minorHAnsi"/>
-            <w:color w:val="FF0000"/>
-          </w:rPr>
-          <w:t>≥</w:t>
-        </w:r>
-        <w:r>
-          <w:rPr>
-            <w:rFonts w:eastAsia="Times New Roman" w:cstheme="minorHAnsi"/>
-            <w:color w:val="FF0000"/>
-          </w:rPr>
-          <w:t xml:space="preserve"> 50% of the total insert length were removed.</w:t>
-        </w:r>
-      </w:ins>
-    </w:p>
-    <w:p>
-      <w:pPr>
-        <w:jc w:val="both"/>
-        <w:rPr>
-          <w:rFonts w:eastAsia="Times New Roman" w:cstheme="minorHAnsi"/>
-          <w:color w:val="000000" w:themeColor="text1"/>
-        </w:rPr>
-      </w:pPr>
-    </w:p>
-    <w:p>
-      <w:pPr>
-        <w:jc w:val="both"/>
-        <w:rPr>
-          <w:rFonts w:eastAsia="Times New Roman" w:cstheme="minorHAnsi"/>
-          <w:color w:val="FF0000"/>
-        </w:rPr>
-      </w:pPr>
-      <w:r>
-        <w:rPr>
-          <w:rFonts w:eastAsia="Times New Roman" w:cstheme="minorHAnsi"/>
-          <w:color w:val="000000" w:themeColor="text1"/>
-        </w:rPr>
-        <w:t xml:space="preserve">To identify duplicates, each insert is extracted with some flanking region. It is then </w:t>
-      </w:r>
-      <w:proofErr w:type="spellStart"/>
-      <w:r>
-        <w:rPr>
-          <w:rFonts w:eastAsia="Times New Roman" w:cstheme="minorHAnsi"/>
-          <w:color w:val="000000" w:themeColor="text1"/>
-        </w:rPr>
-        <w:t>BLASTed</w:t>
-      </w:r>
-      <w:proofErr w:type="spellEnd"/>
-      <w:r>
-        <w:rPr>
-          <w:rFonts w:eastAsia="Times New Roman" w:cstheme="minorHAnsi"/>
-          <w:color w:val="000000" w:themeColor="text1"/>
-        </w:rPr>
-        <w:t xml:space="preserve"> against all other inserts within the genome, and the top hit is extracted (excluding the hit to itself). This BLAST search can be run for each genomes using the following:</w:t>
-      </w:r>
-    </w:p>
-    <w:p>
-      <w:pPr>
-        <w:jc w:val="both"/>
-        <w:rPr>
-          <w:rFonts w:eastAsia="Times New Roman" w:cstheme="minorHAnsi"/>
-          <w:color w:val="000000" w:themeColor="text1"/>
-        </w:rPr>
-      </w:pPr>
-    </w:p>
-    <w:p>
-      <w:pPr>
-        <w:spacing w:after="100" w:afterAutospacing="1"/>
-        <w:jc w:val="both"/>
-        <w:rPr>
-          <w:rFonts w:eastAsia="Times New Roman" w:cstheme="minorHAnsi"/>
-          <w:color w:val="000000" w:themeColor="text1"/>
-        </w:rPr>
-      </w:pPr>
-      <w:r>
-        <w:rPr>
-          <w:rFonts w:eastAsia="Times New Roman" w:cstheme="minorHAnsi"/>
-          <w:color w:val="000000" w:themeColor="text1"/>
-        </w:rPr>
-        <w:t xml:space="preserve">Some HGT inserts might be the result of </w:t>
-      </w:r>
-      <w:bookmarkStart w:id="45" w:name="_GoBack"/>
-      <w:bookmarkEnd w:id="45"/>
-      <w:r>
-        <w:rPr>
-          <w:rFonts w:eastAsia="Times New Roman" w:cstheme="minorHAnsi"/>
-          <w:color w:val="000000" w:themeColor="text1"/>
-        </w:rPr>
-        <w:t>a real duplication event</w:t>
-      </w:r>
-      <w:r>
-        <w:rPr>
-          <w:rFonts w:eastAsia="Times New Roman" w:cstheme="minorHAnsi"/>
-          <w:color w:val="000000" w:themeColor="text1"/>
-        </w:rPr>
-        <w:t xml:space="preserve"> or transpositions. To identify the number of unique HGT inserts within a genome (i.e. to exclude these duplicated HGT inserts), we applied a similar approach to the false duplication filter above: inserts were extracted with 300 bp of flanking sequence then </w:t>
-      </w:r>
-      <w:proofErr w:type="spellStart"/>
-      <w:r>
-        <w:rPr>
-          <w:rFonts w:eastAsia="Times New Roman" w:cstheme="minorHAnsi"/>
-          <w:color w:val="000000" w:themeColor="text1"/>
-        </w:rPr>
-        <w:t>BLASTed</w:t>
-      </w:r>
-      <w:proofErr w:type="spellEnd"/>
-      <w:r>
-        <w:rPr>
-          <w:rFonts w:eastAsia="Times New Roman" w:cstheme="minorHAnsi"/>
-          <w:color w:val="000000" w:themeColor="text1"/>
-        </w:rPr>
-        <w:t xml:space="preserve"> against all of the other inserts (with flanking) within the same genome. HGT inserts with a sequence identity &gt;70% (alternative threshold &gt;</w:t>
-      </w:r>
-      <w:ins w:id="46" w:author="Microsoft Office User" w:date="2025-05-01T08:13:00Z">
-        <w:r>
-          <w:rPr>
-            <w:rFonts w:eastAsia="Times New Roman" w:cstheme="minorHAnsi"/>
-            <w:color w:val="000000" w:themeColor="text1"/>
-          </w:rPr>
-          <w:t>80</w:t>
-        </w:r>
-      </w:ins>
-      <w:del w:id="47" w:author="Microsoft Office User" w:date="2025-05-01T08:13:00Z">
-        <w:r>
-          <w:rPr>
-            <w:rFonts w:eastAsia="Times New Roman" w:cstheme="minorHAnsi"/>
-            <w:color w:val="000000" w:themeColor="text1"/>
-          </w:rPr>
-          <w:delText>55</w:delText>
-        </w:r>
-      </w:del>
-      <w:r>
-        <w:rPr>
-          <w:rFonts w:eastAsia="Times New Roman" w:cstheme="minorHAnsi"/>
-          <w:color w:val="000000" w:themeColor="text1"/>
-        </w:rPr>
-        <w:t>%), and query coverage &gt;70% (alternative threshold &gt;</w:t>
-      </w:r>
-      <w:ins w:id="48" w:author="Microsoft Office User" w:date="2025-05-01T08:13:00Z">
-        <w:r>
-          <w:rPr>
-            <w:rFonts w:eastAsia="Times New Roman" w:cstheme="minorHAnsi"/>
-            <w:color w:val="000000" w:themeColor="text1"/>
-          </w:rPr>
-          <w:t>80</w:t>
-        </w:r>
-      </w:ins>
-      <w:del w:id="49" w:author="Microsoft Office User" w:date="2025-05-01T08:13:00Z">
-        <w:r>
-          <w:rPr>
-            <w:rFonts w:eastAsia="Times New Roman" w:cstheme="minorHAnsi"/>
-            <w:color w:val="000000" w:themeColor="text1"/>
-          </w:rPr>
-          <w:delText>55</w:delText>
-        </w:r>
-      </w:del>
-      <w:r>
-        <w:rPr>
-          <w:rFonts w:eastAsia="Times New Roman" w:cstheme="minorHAnsi"/>
-          <w:color w:val="000000" w:themeColor="text1"/>
-        </w:rPr>
-        <w:t>%) were considered duplicated.</w:t>
-      </w:r>
-      <w:r>
-        <w:rPr>
-          <w:rFonts w:eastAsia="Times New Roman" w:cstheme="minorHAnsi"/>
-          <w:color w:val="000000" w:themeColor="text1"/>
-        </w:rPr>
-        <w:br/>
-      </w:r>
-      <w:r>
-        <w:rPr>
-          <w:rFonts w:eastAsia="Times New Roman" w:cstheme="minorHAnsi"/>
-          <w:color w:val="000000" w:themeColor="text1"/>
-        </w:rPr>
-        <w:lastRenderedPageBreak/>
-        <w:br/>
-        <w:t>The</w:t>
-      </w:r>
-      <w:r>
-        <w:rPr>
-          <w:rFonts w:eastAsia="Times New Roman" w:cstheme="minorHAnsi"/>
-          <w:color w:val="000000" w:themeColor="text1"/>
-        </w:rPr>
-        <w:t xml:space="preserve"> genomics features in which the filtered inserts are located (such as intergenic regions, exons, introns, promoters) were identified using the relevant genome annotation files. This analysis was performed with </w:t>
-      </w:r>
-      <w:proofErr w:type="spellStart"/>
-      <w:r>
-        <w:rPr>
-          <w:rFonts w:eastAsia="Times New Roman" w:cstheme="minorHAnsi"/>
-          <w:color w:val="000000" w:themeColor="text1"/>
-        </w:rPr>
-        <w:t>Bedtools</w:t>
-      </w:r>
-      <w:proofErr w:type="spellEnd"/>
-      <w:r>
-        <w:rPr>
-          <w:rFonts w:eastAsia="Times New Roman" w:cstheme="minorHAnsi"/>
-          <w:color w:val="000000" w:themeColor="text1"/>
-        </w:rPr>
-        <w:t xml:space="preserve"> and custom AWK scripts.</w:t>
-      </w:r>
-    </w:p>
-    <w:p>
-      <w:pPr>
-        <w:jc w:val="both"/>
-        <w:rPr>
-          <w:rFonts w:eastAsia="Times New Roman" w:cstheme="minorHAnsi"/>
-          <w:color w:val="000000" w:themeColor="text1"/>
-        </w:rPr>
-      </w:pPr>
-      <w:r>
-        <w:rPr>
-          <w:rFonts w:eastAsia="Times New Roman" w:cstheme="minorHAnsi"/>
-          <w:color w:val="000000" w:themeColor="text1"/>
-        </w:rPr>
-        <w:t xml:space="preserve">The minimum age of ancestral inserts across the phylogeny was estimated by comparing sequence similarity of inserts in other species to the sequence similarity of the </w:t>
-      </w:r>
-      <w:proofErr w:type="spellStart"/>
-      <w:r>
-        <w:rPr>
-          <w:rFonts w:eastAsia="Times New Roman" w:cstheme="minorHAnsi"/>
-          <w:color w:val="000000" w:themeColor="text1"/>
-        </w:rPr>
-        <w:t>Blattabacterium</w:t>
-      </w:r>
-      <w:proofErr w:type="spellEnd"/>
-      <w:r>
-        <w:rPr>
-          <w:rFonts w:eastAsia="Times New Roman" w:cstheme="minorHAnsi"/>
-          <w:color w:val="000000" w:themeColor="text1"/>
-        </w:rPr>
-        <w:t xml:space="preserve"> they harbour. </w:t>
-      </w:r>
-      <w:r>
-        <w:rPr>
-          <w:rFonts w:eastAsia="Times New Roman" w:cstheme="minorHAnsi"/>
-          <w:color w:val="000000" w:themeColor="text1"/>
-        </w:rPr>
-        <w:t xml:space="preserve">For species with multiple genomes (i.e. </w:t>
-      </w:r>
-      <w:proofErr w:type="spellStart"/>
-      <w:r>
-        <w:rPr>
-          <w:rFonts w:eastAsia="Times New Roman" w:cstheme="minorHAnsi"/>
-          <w:i/>
-          <w:color w:val="000000" w:themeColor="text1"/>
-        </w:rPr>
-        <w:t>Periplaneta</w:t>
-      </w:r>
-      <w:proofErr w:type="spellEnd"/>
-      <w:r>
-        <w:rPr>
-          <w:rFonts w:eastAsia="Times New Roman" w:cstheme="minorHAnsi"/>
-          <w:i/>
-          <w:color w:val="000000" w:themeColor="text1"/>
-        </w:rPr>
-        <w:t xml:space="preserve"> </w:t>
-      </w:r>
-      <w:proofErr w:type="spellStart"/>
-      <w:r>
-        <w:rPr>
-          <w:rFonts w:eastAsia="Times New Roman" w:cstheme="minorHAnsi"/>
-          <w:i/>
-          <w:color w:val="000000" w:themeColor="text1"/>
-        </w:rPr>
-        <w:t>americana</w:t>
-      </w:r>
-      <w:proofErr w:type="spellEnd"/>
-      <w:r>
-        <w:rPr>
-          <w:rFonts w:eastAsia="Times New Roman" w:cstheme="minorHAnsi"/>
-          <w:color w:val="000000" w:themeColor="text1"/>
-        </w:rPr>
-        <w:t xml:space="preserve">, </w:t>
-      </w:r>
-      <w:proofErr w:type="spellStart"/>
-      <w:r>
-        <w:rPr>
-          <w:rFonts w:eastAsia="Times New Roman" w:cstheme="minorHAnsi"/>
-          <w:i/>
-          <w:color w:val="000000" w:themeColor="text1"/>
-        </w:rPr>
-        <w:t>Blattella</w:t>
-      </w:r>
-      <w:proofErr w:type="spellEnd"/>
-      <w:r>
-        <w:rPr>
-          <w:rFonts w:eastAsia="Times New Roman" w:cstheme="minorHAnsi"/>
-          <w:i/>
-          <w:color w:val="000000" w:themeColor="text1"/>
-        </w:rPr>
-        <w:t xml:space="preserve"> </w:t>
-      </w:r>
-      <w:proofErr w:type="spellStart"/>
-      <w:r>
-        <w:rPr>
-          <w:rFonts w:eastAsia="Times New Roman" w:cstheme="minorHAnsi"/>
-          <w:i/>
-          <w:color w:val="000000" w:themeColor="text1"/>
-        </w:rPr>
-        <w:t>germanica</w:t>
-      </w:r>
-      <w:proofErr w:type="spellEnd"/>
-      <w:r>
-        <w:rPr>
-          <w:rFonts w:eastAsia="Times New Roman" w:cstheme="minorHAnsi"/>
-          <w:color w:val="000000" w:themeColor="text1"/>
-        </w:rPr>
-        <w:t xml:space="preserve">, and </w:t>
-      </w:r>
-      <w:proofErr w:type="spellStart"/>
-      <w:r>
-        <w:rPr>
-          <w:rFonts w:eastAsia="Times New Roman" w:cstheme="minorHAnsi"/>
-          <w:i/>
-          <w:color w:val="000000" w:themeColor="text1"/>
-        </w:rPr>
-        <w:t>Zootermopsis</w:t>
-      </w:r>
-      <w:proofErr w:type="spellEnd"/>
-      <w:r>
-        <w:rPr>
-          <w:rFonts w:eastAsia="Times New Roman" w:cstheme="minorHAnsi"/>
-          <w:i/>
-          <w:color w:val="000000" w:themeColor="text1"/>
-        </w:rPr>
-        <w:t xml:space="preserve"> </w:t>
-      </w:r>
-      <w:proofErr w:type="spellStart"/>
-      <w:r>
-        <w:rPr>
-          <w:rFonts w:eastAsia="Times New Roman" w:cstheme="minorHAnsi"/>
-          <w:i/>
-          <w:color w:val="000000" w:themeColor="text1"/>
-        </w:rPr>
-        <w:t>nevadensis</w:t>
-      </w:r>
-      <w:proofErr w:type="spellEnd"/>
-      <w:r>
-        <w:rPr>
-          <w:rFonts w:eastAsia="Times New Roman" w:cstheme="minorHAnsi"/>
-          <w:color w:val="000000" w:themeColor="text1"/>
-        </w:rPr>
-        <w:t>), only the genome version with the most inserts was analysed. Further, inserts that are part of a duplication/transposition event, characterised above, were including in this dating analysis. To identify ancestral inserts, f</w:t>
-      </w:r>
-      <w:r>
-        <w:rPr>
-          <w:rFonts w:eastAsia="Times New Roman" w:cstheme="minorHAnsi"/>
-          <w:color w:val="000000" w:themeColor="text1"/>
-        </w:rPr>
-        <w:t xml:space="preserve">irst, </w:t>
-      </w:r>
-      <w:r>
-        <w:rPr>
-          <w:rFonts w:eastAsia="Times New Roman" w:cstheme="minorHAnsi"/>
-          <w:color w:val="000000" w:themeColor="text1"/>
-        </w:rPr>
-        <w:t>t</w:t>
-      </w:r>
-      <w:r>
-        <w:rPr>
-          <w:rFonts w:eastAsia="Times New Roman" w:cstheme="minorHAnsi"/>
-          <w:color w:val="000000" w:themeColor="text1"/>
-        </w:rPr>
-        <w:t xml:space="preserve">he filtered inserts </w:t>
-      </w:r>
-      <w:r>
-        <w:rPr>
-          <w:rFonts w:eastAsia="Times New Roman" w:cstheme="minorHAnsi"/>
-          <w:color w:val="000000" w:themeColor="text1"/>
-        </w:rPr>
-        <w:t>were</w:t>
-      </w:r>
-      <w:r>
-        <w:rPr>
-          <w:rFonts w:eastAsia="Times New Roman" w:cstheme="minorHAnsi"/>
-          <w:color w:val="000000" w:themeColor="text1"/>
-        </w:rPr>
-        <w:t xml:space="preserve"> extracted from the genomes as </w:t>
-      </w:r>
-      <w:r>
-        <w:rPr>
-          <w:rFonts w:eastAsia="Times New Roman" w:cstheme="minorHAnsi"/>
-          <w:color w:val="000000" w:themeColor="text1"/>
-        </w:rPr>
-        <w:t xml:space="preserve">using </w:t>
-      </w:r>
-      <w:proofErr w:type="spellStart"/>
-      <w:r>
-        <w:rPr>
-          <w:rFonts w:eastAsia="Times New Roman" w:cstheme="minorHAnsi"/>
-          <w:color w:val="000000" w:themeColor="text1"/>
-        </w:rPr>
-        <w:t>bedtools</w:t>
-      </w:r>
-      <w:proofErr w:type="spellEnd"/>
-      <w:r>
-        <w:rPr>
-          <w:rFonts w:eastAsia="Times New Roman" w:cstheme="minorHAnsi"/>
-          <w:color w:val="000000" w:themeColor="text1"/>
-        </w:rPr>
-        <w:t xml:space="preserve">. Second, each </w:t>
-      </w:r>
-      <w:r>
-        <w:rPr>
-          <w:rFonts w:eastAsia="Times New Roman" w:cstheme="minorHAnsi"/>
-          <w:color w:val="000000" w:themeColor="text1"/>
-        </w:rPr>
-        <w:t xml:space="preserve">insert </w:t>
-      </w:r>
-      <w:r>
-        <w:rPr>
-          <w:rFonts w:eastAsia="Times New Roman" w:cstheme="minorHAnsi"/>
-          <w:color w:val="000000" w:themeColor="text1"/>
-        </w:rPr>
-        <w:t>from a cockroach genome was</w:t>
-      </w:r>
-      <w:r>
-        <w:rPr>
-          <w:rFonts w:eastAsia="Times New Roman" w:cstheme="minorHAnsi"/>
-          <w:color w:val="000000" w:themeColor="text1"/>
-        </w:rPr>
-        <w:t xml:space="preserve"> </w:t>
-      </w:r>
-      <w:proofErr w:type="spellStart"/>
-      <w:r>
-        <w:rPr>
-          <w:rFonts w:eastAsia="Times New Roman" w:cstheme="minorHAnsi"/>
-          <w:color w:val="000000" w:themeColor="text1"/>
-        </w:rPr>
-        <w:t>BLASTed</w:t>
-      </w:r>
-      <w:proofErr w:type="spellEnd"/>
-      <w:r>
-        <w:rPr>
-          <w:rFonts w:eastAsia="Times New Roman" w:cstheme="minorHAnsi"/>
-          <w:color w:val="000000" w:themeColor="text1"/>
-        </w:rPr>
-        <w:t xml:space="preserve"> against the </w:t>
-      </w:r>
-      <w:r>
-        <w:rPr>
-          <w:rFonts w:eastAsia="Times New Roman" w:cstheme="minorHAnsi"/>
-          <w:color w:val="000000" w:themeColor="text1"/>
-        </w:rPr>
-        <w:t>specific</w:t>
-      </w:r>
-      <w:r>
-        <w:rPr>
-          <w:rFonts w:eastAsia="Times New Roman" w:cstheme="minorHAnsi"/>
-          <w:color w:val="000000" w:themeColor="text1"/>
-        </w:rPr>
-        <w:t xml:space="preserve"> </w:t>
-      </w:r>
-      <w:proofErr w:type="spellStart"/>
-      <w:r>
-        <w:rPr>
-          <w:rFonts w:eastAsia="Times New Roman" w:cstheme="minorHAnsi"/>
-          <w:i/>
-          <w:color w:val="000000" w:themeColor="text1"/>
-        </w:rPr>
-        <w:t>Blattabacterium</w:t>
-      </w:r>
-      <w:proofErr w:type="spellEnd"/>
-      <w:r>
-        <w:rPr>
-          <w:rFonts w:eastAsia="Times New Roman" w:cstheme="minorHAnsi"/>
-          <w:color w:val="000000" w:themeColor="text1"/>
-        </w:rPr>
-        <w:t xml:space="preserve"> strain </w:t>
-      </w:r>
-      <w:r>
-        <w:rPr>
-          <w:rFonts w:eastAsia="Times New Roman" w:cstheme="minorHAnsi"/>
-          <w:color w:val="000000" w:themeColor="text1"/>
-        </w:rPr>
-        <w:t xml:space="preserve">that the species harbours. Note, species-specific </w:t>
-      </w:r>
-      <w:proofErr w:type="spellStart"/>
-      <w:r>
-        <w:rPr>
-          <w:rFonts w:eastAsia="Times New Roman" w:cstheme="minorHAnsi"/>
-          <w:color w:val="000000" w:themeColor="text1"/>
-        </w:rPr>
-        <w:t>Blattabacterium</w:t>
-      </w:r>
-      <w:proofErr w:type="spellEnd"/>
-      <w:r>
-        <w:rPr>
-          <w:rFonts w:eastAsia="Times New Roman" w:cstheme="minorHAnsi"/>
-          <w:color w:val="000000" w:themeColor="text1"/>
-        </w:rPr>
-        <w:t xml:space="preserve"> genomes were not available for all genomes analysed here (Tabl</w:t>
-      </w:r>
-      <w:r>
-        <w:rPr>
-          <w:rFonts w:eastAsia="Times New Roman" w:cstheme="minorHAnsi"/>
-          <w:color w:val="000000" w:themeColor="text1"/>
-        </w:rPr>
-        <w:t>e</w:t>
-      </w:r>
-      <w:r>
-        <w:rPr>
-          <w:rFonts w:eastAsia="Times New Roman" w:cstheme="minorHAnsi"/>
-          <w:color w:val="000000" w:themeColor="text1"/>
-        </w:rPr>
-        <w:t xml:space="preserve"> S1 and Figure S1). Third, e</w:t>
-      </w:r>
-      <w:r>
-        <w:rPr>
-          <w:rFonts w:eastAsia="Times New Roman" w:cstheme="minorHAnsi"/>
-          <w:color w:val="000000" w:themeColor="text1"/>
-        </w:rPr>
-        <w:t xml:space="preserve">ach insert is also </w:t>
-      </w:r>
-      <w:proofErr w:type="spellStart"/>
-      <w:r>
-        <w:rPr>
-          <w:rFonts w:eastAsia="Times New Roman" w:cstheme="minorHAnsi"/>
-          <w:color w:val="000000" w:themeColor="text1"/>
-        </w:rPr>
-        <w:t>BLASTed</w:t>
-      </w:r>
-      <w:proofErr w:type="spellEnd"/>
-      <w:r>
-        <w:rPr>
-          <w:rFonts w:eastAsia="Times New Roman" w:cstheme="minorHAnsi"/>
-          <w:color w:val="000000" w:themeColor="text1"/>
-        </w:rPr>
-        <w:t xml:space="preserve"> against all </w:t>
-      </w:r>
-      <w:r>
-        <w:rPr>
-          <w:rFonts w:eastAsia="Times New Roman" w:cstheme="minorHAnsi"/>
-          <w:color w:val="000000" w:themeColor="text1"/>
-        </w:rPr>
-        <w:t xml:space="preserve">of the </w:t>
-      </w:r>
-      <w:r>
-        <w:rPr>
-          <w:rFonts w:eastAsia="Times New Roman" w:cstheme="minorHAnsi"/>
-          <w:color w:val="000000" w:themeColor="text1"/>
-        </w:rPr>
-        <w:t xml:space="preserve">inserts in </w:t>
-      </w:r>
-      <w:r>
-        <w:rPr>
-          <w:rFonts w:eastAsia="Times New Roman" w:cstheme="minorHAnsi"/>
-          <w:color w:val="000000" w:themeColor="text1"/>
-        </w:rPr>
-        <w:t>of the</w:t>
-      </w:r>
-      <w:r>
-        <w:rPr>
-          <w:rFonts w:eastAsia="Times New Roman" w:cstheme="minorHAnsi"/>
-          <w:color w:val="000000" w:themeColor="text1"/>
-        </w:rPr>
-        <w:t xml:space="preserve"> other cockroach/termite taxa (excluding itself). </w:t>
-      </w:r>
-      <w:r>
-        <w:rPr>
-          <w:rFonts w:eastAsia="Times New Roman" w:cstheme="minorHAnsi"/>
-          <w:color w:val="000000" w:themeColor="text1"/>
-        </w:rPr>
-        <w:t xml:space="preserve">Fourth, the two </w:t>
-      </w:r>
-      <w:r>
-        <w:rPr>
-          <w:rFonts w:eastAsia="Times New Roman" w:cstheme="minorHAnsi"/>
-          <w:color w:val="000000" w:themeColor="text1"/>
-        </w:rPr>
-        <w:t xml:space="preserve">BLAST output files </w:t>
-      </w:r>
-      <w:r>
-        <w:rPr>
-          <w:rFonts w:eastAsia="Times New Roman" w:cstheme="minorHAnsi"/>
-          <w:color w:val="000000" w:themeColor="text1"/>
-        </w:rPr>
-        <w:t>were compared using a custom R script</w:t>
-      </w:r>
-      <w:r>
-        <w:rPr>
-          <w:rFonts w:eastAsia="Times New Roman" w:cstheme="minorHAnsi"/>
-          <w:color w:val="000000" w:themeColor="text1"/>
-        </w:rPr>
-        <w:t xml:space="preserve">. </w:t>
-      </w:r>
-      <w:r>
-        <w:rPr>
-          <w:rFonts w:eastAsia="Times New Roman" w:cstheme="minorHAnsi"/>
-          <w:color w:val="000000" w:themeColor="text1"/>
-        </w:rPr>
-        <w:t xml:space="preserve">The hit was set to ‘NA’ is query coverage was </w:t>
-      </w:r>
-      <w:commentRangeStart w:id="50"/>
-      <w:r>
-        <w:rPr>
-          <w:rFonts w:eastAsia="Times New Roman" w:cstheme="minorHAnsi"/>
-          <w:color w:val="000000" w:themeColor="text1"/>
-        </w:rPr>
-        <w:t>&lt;70%</w:t>
-      </w:r>
-      <w:del w:id="51" w:author="Microsoft Office User" w:date="2025-05-01T08:14:00Z">
-        <w:r>
-          <w:rPr>
-            <w:rFonts w:eastAsia="Times New Roman" w:cstheme="minorHAnsi"/>
-            <w:color w:val="000000" w:themeColor="text1"/>
-          </w:rPr>
-          <w:delText xml:space="preserve"> </w:delText>
-        </w:r>
-      </w:del>
-      <w:commentRangeEnd w:id="50"/>
-      <w:r>
-        <w:rPr>
-          <w:rStyle w:val="CommentReference"/>
-        </w:rPr>
-        <w:commentReference w:id="50"/>
-      </w:r>
-      <w:del w:id="52" w:author="Microsoft Office User" w:date="2025-05-01T08:14:00Z">
-        <w:r>
-          <w:rPr>
-            <w:rFonts w:eastAsia="Times New Roman" w:cstheme="minorHAnsi"/>
-            <w:color w:val="000000" w:themeColor="text1"/>
-          </w:rPr>
-          <w:delText>(alternate threshold &lt;50%)</w:delText>
-        </w:r>
-      </w:del>
-      <w:r>
-        <w:rPr>
-          <w:rFonts w:eastAsia="Times New Roman" w:cstheme="minorHAnsi"/>
-          <w:color w:val="000000" w:themeColor="text1"/>
-        </w:rPr>
-        <w:t>.</w:t>
-      </w:r>
-      <w:r>
-        <w:rPr>
-          <w:rFonts w:eastAsia="Times New Roman" w:cstheme="minorHAnsi"/>
-          <w:color w:val="000000" w:themeColor="text1"/>
-        </w:rPr>
-        <w:br/>
-      </w:r>
-      <w:r>
-        <w:rPr>
-          <w:rFonts w:eastAsia="Times New Roman" w:cstheme="minorHAnsi"/>
-          <w:color w:val="000000" w:themeColor="text1"/>
-        </w:rPr>
-        <w:br/>
-      </w:r>
-      <w:r>
-        <w:rPr>
-          <w:rFonts w:eastAsia="Times New Roman" w:cstheme="minorHAnsi"/>
-          <w:color w:val="000000" w:themeColor="text1"/>
-        </w:rPr>
-        <w:t xml:space="preserve">If the </w:t>
-      </w:r>
-      <w:r>
-        <w:rPr>
-          <w:rFonts w:eastAsia="Times New Roman" w:cstheme="minorHAnsi"/>
-          <w:color w:val="000000" w:themeColor="text1"/>
-        </w:rPr>
-        <w:t xml:space="preserve">sequence identity % </w:t>
-      </w:r>
-      <w:r>
-        <w:rPr>
-          <w:rFonts w:eastAsia="Times New Roman" w:cstheme="minorHAnsi"/>
-          <w:color w:val="000000" w:themeColor="text1"/>
-        </w:rPr>
-        <w:t xml:space="preserve">is </w:t>
-      </w:r>
-      <w:r>
-        <w:rPr>
-          <w:rFonts w:eastAsia="Times New Roman" w:cstheme="minorHAnsi"/>
-          <w:color w:val="000000" w:themeColor="text1"/>
-        </w:rPr>
-        <w:t xml:space="preserve">considerably </w:t>
-      </w:r>
-      <w:r>
-        <w:rPr>
-          <w:rFonts w:eastAsia="Times New Roman" w:cstheme="minorHAnsi"/>
-          <w:color w:val="000000" w:themeColor="text1"/>
-        </w:rPr>
-        <w:t xml:space="preserve">higher for the </w:t>
-      </w:r>
-      <w:proofErr w:type="spellStart"/>
-      <w:r>
-        <w:rPr>
-          <w:rFonts w:eastAsia="Times New Roman" w:cstheme="minorHAnsi"/>
-          <w:i/>
-          <w:color w:val="000000" w:themeColor="text1"/>
-        </w:rPr>
-        <w:t>Blattabacterium</w:t>
-      </w:r>
-      <w:proofErr w:type="spellEnd"/>
-      <w:r>
-        <w:rPr>
-          <w:rFonts w:eastAsia="Times New Roman" w:cstheme="minorHAnsi"/>
-          <w:color w:val="000000" w:themeColor="text1"/>
-        </w:rPr>
-        <w:t xml:space="preserve"> BLAST compared to the cockroach/termite inser</w:t>
-      </w:r>
-      <w:r>
-        <w:rPr>
-          <w:rFonts w:eastAsia="Times New Roman" w:cstheme="minorHAnsi"/>
-          <w:color w:val="000000" w:themeColor="text1"/>
-        </w:rPr>
-        <w:t>t</w:t>
-      </w:r>
-      <w:r>
-        <w:rPr>
-          <w:rFonts w:eastAsia="Times New Roman" w:cstheme="minorHAnsi"/>
-          <w:color w:val="000000" w:themeColor="text1"/>
-        </w:rPr>
-        <w:t xml:space="preserve"> BLAST, then it is likely a recent insert. </w:t>
-      </w:r>
-      <w:r>
-        <w:rPr>
-          <w:rFonts w:eastAsia="Times New Roman" w:cstheme="minorHAnsi"/>
-          <w:color w:val="000000" w:themeColor="text1"/>
-        </w:rPr>
-        <w:t xml:space="preserve">In contrast, if sequence identity </w:t>
-      </w:r>
-      <w:r>
-        <w:rPr>
-          <w:rFonts w:eastAsia="Times New Roman" w:cstheme="minorHAnsi"/>
-          <w:color w:val="000000" w:themeColor="text1"/>
-        </w:rPr>
-        <w:t xml:space="preserve">% identity is higher for the insert BLAST compared to the </w:t>
-      </w:r>
-      <w:proofErr w:type="spellStart"/>
-      <w:r>
-        <w:rPr>
-          <w:rFonts w:eastAsia="Times New Roman" w:cstheme="minorHAnsi"/>
-          <w:i/>
-          <w:color w:val="000000" w:themeColor="text1"/>
-        </w:rPr>
-        <w:t>Blattabacterium</w:t>
-      </w:r>
-      <w:proofErr w:type="spellEnd"/>
-      <w:r>
-        <w:rPr>
-          <w:rFonts w:eastAsia="Times New Roman" w:cstheme="minorHAnsi"/>
-          <w:color w:val="000000" w:themeColor="text1"/>
-        </w:rPr>
-        <w:t xml:space="preserve"> BLAST, then the insert is likely ancestral. </w:t>
-      </w:r>
-      <w:r>
-        <w:rPr>
-          <w:rFonts w:eastAsia="Times New Roman" w:cstheme="minorHAnsi"/>
-          <w:color w:val="000000" w:themeColor="text1"/>
-        </w:rPr>
-        <w:t>Lastly, i</w:t>
-      </w:r>
-      <w:r>
-        <w:rPr>
-          <w:rFonts w:eastAsia="Times New Roman" w:cstheme="minorHAnsi"/>
-          <w:color w:val="000000" w:themeColor="text1"/>
-        </w:rPr>
-        <w:t xml:space="preserve">f the BLAST </w:t>
-      </w:r>
-      <w:r>
-        <w:rPr>
-          <w:rFonts w:eastAsia="Times New Roman" w:cstheme="minorHAnsi"/>
-          <w:color w:val="000000" w:themeColor="text1"/>
-        </w:rPr>
-        <w:t xml:space="preserve">hits </w:t>
-      </w:r>
-      <w:r>
-        <w:rPr>
-          <w:rFonts w:eastAsia="Times New Roman" w:cstheme="minorHAnsi"/>
-          <w:color w:val="000000" w:themeColor="text1"/>
-        </w:rPr>
-        <w:t xml:space="preserve">are </w:t>
-      </w:r>
-      <w:r>
-        <w:rPr>
-          <w:rFonts w:eastAsia="Times New Roman" w:cstheme="minorHAnsi"/>
-          <w:color w:val="000000" w:themeColor="text1"/>
-        </w:rPr>
-        <w:t xml:space="preserve">somewhat </w:t>
-      </w:r>
-      <w:r>
-        <w:rPr>
-          <w:rFonts w:eastAsia="Times New Roman" w:cstheme="minorHAnsi"/>
-          <w:color w:val="000000" w:themeColor="text1"/>
-        </w:rPr>
-        <w:t>similar, we do not have confidence to infer the age of the insert</w:t>
-      </w:r>
-      <w:r>
-        <w:rPr>
-          <w:rFonts w:eastAsia="Times New Roman" w:cstheme="minorHAnsi"/>
-          <w:color w:val="000000" w:themeColor="text1"/>
-        </w:rPr>
-        <w:t xml:space="preserve"> (see Figure S1)</w:t>
-      </w:r>
-      <w:r>
-        <w:rPr>
-          <w:rFonts w:eastAsia="Times New Roman" w:cstheme="minorHAnsi"/>
-          <w:color w:val="000000" w:themeColor="text1"/>
-        </w:rPr>
-        <w:t>.</w:t>
-      </w:r>
-      <w:r>
-        <w:rPr>
-          <w:rFonts w:eastAsia="Times New Roman" w:cstheme="minorHAnsi"/>
-          <w:color w:val="000000" w:themeColor="text1"/>
-        </w:rPr>
-        <w:t xml:space="preserve"> Clear breaks in the BLAST sequence identities were evident, hence ancestral inserts were able to be easily identified and extracted. </w:t>
-      </w:r>
-      <w:r>
-        <w:rPr>
-          <w:rFonts w:eastAsia="Times New Roman" w:cstheme="minorHAnsi"/>
-          <w:color w:val="000000" w:themeColor="text1"/>
-        </w:rPr>
-        <w:t xml:space="preserve">The names of the other </w:t>
-      </w:r>
-      <w:r>
-        <w:rPr>
-          <w:rFonts w:eastAsia="Times New Roman" w:cstheme="minorHAnsi"/>
-          <w:color w:val="000000" w:themeColor="text1"/>
-        </w:rPr>
-        <w:t xml:space="preserve">cockroach/termite species in which the </w:t>
-      </w:r>
-      <w:r>
-        <w:rPr>
-          <w:rFonts w:eastAsia="Times New Roman" w:cstheme="minorHAnsi"/>
-          <w:color w:val="000000" w:themeColor="text1"/>
-        </w:rPr>
-        <w:t xml:space="preserve">insert </w:t>
-      </w:r>
-      <w:proofErr w:type="spellStart"/>
-      <w:r>
-        <w:rPr>
-          <w:rFonts w:eastAsia="Times New Roman" w:cstheme="minorHAnsi"/>
-          <w:color w:val="000000" w:themeColor="text1"/>
-        </w:rPr>
-        <w:t>BLASTed</w:t>
-      </w:r>
-      <w:proofErr w:type="spellEnd"/>
-      <w:r>
-        <w:rPr>
-          <w:rFonts w:eastAsia="Times New Roman" w:cstheme="minorHAnsi"/>
-          <w:color w:val="000000" w:themeColor="text1"/>
-        </w:rPr>
         <w:t xml:space="preserve"> against &gt;70% sequence identity % </w:t>
       </w:r>
-      <w:del w:id="53" w:author="Microsoft Office User" w:date="2025-05-01T08:20:00Z">
+      <w:del w:id="56" w:author="Microsoft Office User" w:date="2025-05-01T08:20:00Z">
         <w:r>
           <w:rPr>
             <w:rFonts w:eastAsia="Times New Roman" w:cstheme="minorHAnsi"/>
@@ -2711,12 +2749,12 @@
         </w:numPr>
         <w:jc w:val="both"/>
         <w:rPr>
-          <w:del w:id="54" w:author="Zhuzhi Zhang" w:date="2025-01-15T15:08:00Z"/>
+          <w:del w:id="57" w:author="Zhuzhi Zhang" w:date="2025-01-15T15:08:00Z"/>
           <w:rFonts w:cstheme="minorHAnsi"/>
           <w:color w:val="FF0000"/>
         </w:rPr>
       </w:pPr>
-      <w:ins w:id="55" w:author="Zhuzhi Zhang" w:date="2025-01-15T15:08:00Z">
+      <w:ins w:id="58" w:author="Zhuzhi Zhang" w:date="2025-01-15T15:08:00Z">
         <w:r>
           <w:rPr>
             <w:rFonts w:cstheme="minorHAnsi" w:hint="eastAsia"/>
@@ -2726,7 +2764,7 @@
           <w:t xml:space="preserve">To </w:t>
         </w:r>
       </w:ins>
-      <w:ins w:id="56" w:author="Zhuzhi Zhang" w:date="2025-01-15T15:09:00Z">
+      <w:ins w:id="59" w:author="Zhuzhi Zhang" w:date="2025-01-15T15:09:00Z">
         <w:r>
           <w:rPr>
             <w:rFonts w:cstheme="minorHAnsi" w:hint="eastAsia"/>
@@ -2736,7 +2774,7 @@
           <w:t xml:space="preserve">characterising inserts within raw reads, </w:t>
         </w:r>
       </w:ins>
-      <w:ins w:id="57" w:author="Zhuzhi Zhang" w:date="2025-01-15T15:12:00Z">
+      <w:ins w:id="60" w:author="Zhuzhi Zhang" w:date="2025-01-15T15:12:00Z">
         <w:r>
           <w:rPr>
             <w:rFonts w:cstheme="minorHAnsi" w:hint="eastAsia"/>
@@ -2753,7 +2791,7 @@
           <w:t>aligned raw reads back to the assembled genome</w:t>
         </w:r>
       </w:ins>
-      <w:ins w:id="58" w:author="Zhuzhi Zhang" w:date="2025-01-15T15:17:00Z">
+      <w:ins w:id="61" w:author="Zhuzhi Zhang" w:date="2025-01-15T15:17:00Z">
         <w:r>
           <w:rPr>
             <w:rFonts w:cstheme="minorHAnsi" w:hint="eastAsia"/>
@@ -2763,7 +2801,7 @@
           <w:t xml:space="preserve">, </w:t>
         </w:r>
       </w:ins>
-      <w:ins w:id="59" w:author="Zhuzhi Zhang" w:date="2025-01-15T15:08:00Z">
+      <w:ins w:id="62" w:author="Zhuzhi Zhang" w:date="2025-01-15T15:08:00Z">
         <w:r>
           <w:rPr>
             <w:rFonts w:cstheme="minorHAnsi"/>
@@ -2860,7 +2898,7 @@
           <w:t xml:space="preserve">reads, this not only proved that these insertions were not spliced by contamination, and visually showed the mutations accumulated in these insertions. </w:t>
         </w:r>
       </w:ins>
-      <w:del w:id="60" w:author="Zhuzhi Zhang" w:date="2025-01-15T15:08:00Z">
+      <w:del w:id="63" w:author="Zhuzhi Zhang" w:date="2025-01-15T15:08:00Z">
         <w:r>
           <w:rPr>
             <w:rFonts w:cstheme="minorHAnsi"/>
@@ -2970,6 +3008,7 @@
           <w:i/>
           <w:color w:val="000000" w:themeColor="text1"/>
         </w:rPr>
+        <w:lastRenderedPageBreak/>
         <w:t>Supplementary Figures and Tables (maximum of 2 display items; i.e. figure or table)</w:t>
       </w:r>
     </w:p>
@@ -2987,7 +3026,6 @@
           <w:i/>
           <w:color w:val="000000" w:themeColor="text1"/>
         </w:rPr>
-        <w:lastRenderedPageBreak/>
         <w:t>Table S1:</w:t>
       </w:r>
       <w:r>
@@ -3032,7 +3070,7 @@
           <w:color w:val="000000" w:themeColor="text1"/>
         </w:rPr>
       </w:pPr>
-      <w:commentRangeStart w:id="61"/>
+      <w:commentRangeStart w:id="64"/>
       <w:r>
         <w:rPr>
           <w:rFonts w:cstheme="minorHAnsi"/>
@@ -3041,13 +3079,13 @@
         </w:rPr>
         <w:t>F</w:t>
       </w:r>
-      <w:commentRangeEnd w:id="61"/>
+      <w:commentRangeEnd w:id="64"/>
       <w:r>
         <w:rPr>
           <w:rStyle w:val="CommentReference"/>
           <w:i/>
         </w:rPr>
-        <w:commentReference w:id="61"/>
+        <w:commentReference w:id="64"/>
       </w:r>
       <w:r>
         <w:rPr>
@@ -3396,51 +3434,6 @@
         </w:rPr>
       </w:pPr>
       <w:proofErr w:type="spellStart"/>
-      <w:r>
-        <w:rPr>
-          <w:rFonts w:cstheme="minorHAnsi"/>
-          <w:color w:val="000000" w:themeColor="text1"/>
-          <w:lang w:val="fi-FI"/>
-          <w:rPrChange w:id="62" w:author="Microsoft Office User" w:date="2025-05-01T08:13:00Z">
-            <w:rPr>
-              <w:rFonts w:cstheme="minorHAnsi"/>
-              <w:color w:val="000000" w:themeColor="text1"/>
-            </w:rPr>
-          </w:rPrChange>
-        </w:rPr>
-        <w:t>Kolmogorov</w:t>
-      </w:r>
-      <w:proofErr w:type="spellEnd"/>
-      <w:r>
-        <w:rPr>
-          <w:rFonts w:cstheme="minorHAnsi"/>
-          <w:color w:val="000000" w:themeColor="text1"/>
-          <w:lang w:val="fi-FI"/>
-          <w:rPrChange w:id="63" w:author="Microsoft Office User" w:date="2025-05-01T08:13:00Z">
-            <w:rPr>
-              <w:rFonts w:cstheme="minorHAnsi"/>
-              <w:color w:val="000000" w:themeColor="text1"/>
-            </w:rPr>
-          </w:rPrChange>
-        </w:rPr>
-        <w:t xml:space="preserve">, M., </w:t>
-      </w:r>
-      <w:proofErr w:type="spellStart"/>
-      <w:r>
-        <w:rPr>
-          <w:rFonts w:cstheme="minorHAnsi"/>
-          <w:color w:val="000000" w:themeColor="text1"/>
-          <w:lang w:val="fi-FI"/>
-          <w:rPrChange w:id="64" w:author="Microsoft Office User" w:date="2025-05-01T08:13:00Z">
-            <w:rPr>
-              <w:rFonts w:cstheme="minorHAnsi"/>
-              <w:color w:val="000000" w:themeColor="text1"/>
-            </w:rPr>
-          </w:rPrChange>
-        </w:rPr>
-        <w:t>Yuan</w:t>
-      </w:r>
-      <w:proofErr w:type="spellEnd"/>
       <w:r>
         <w:rPr>
           <w:rFonts w:cstheme="minorHAnsi"/>
@@ -3453,9 +3446,9 @@
             </w:rPr>
           </w:rPrChange>
         </w:rPr>
-        <w:t xml:space="preserve">, J., Lin, Y., &amp; </w:t>
-      </w:r>
-      <w:proofErr w:type="spellStart"/>
+        <w:t>Kolmogorov</w:t>
+      </w:r>
+      <w:proofErr w:type="spellEnd"/>
       <w:r>
         <w:rPr>
           <w:rFonts w:cstheme="minorHAnsi"/>
@@ -3468,15 +3461,60 @@
             </w:rPr>
           </w:rPrChange>
         </w:rPr>
-        <w:t>Pevzner</w:t>
-      </w:r>
-      <w:proofErr w:type="spellEnd"/>
+        <w:t xml:space="preserve">, M., </w:t>
+      </w:r>
+      <w:proofErr w:type="spellStart"/>
       <w:r>
         <w:rPr>
           <w:rFonts w:cstheme="minorHAnsi"/>
           <w:color w:val="000000" w:themeColor="text1"/>
           <w:lang w:val="fi-FI"/>
           <w:rPrChange w:id="67" w:author="Microsoft Office User" w:date="2025-05-01T08:13:00Z">
+            <w:rPr>
+              <w:rFonts w:cstheme="minorHAnsi"/>
+              <w:color w:val="000000" w:themeColor="text1"/>
+            </w:rPr>
+          </w:rPrChange>
+        </w:rPr>
+        <w:t>Yuan</w:t>
+      </w:r>
+      <w:proofErr w:type="spellEnd"/>
+      <w:r>
+        <w:rPr>
+          <w:rFonts w:cstheme="minorHAnsi"/>
+          <w:color w:val="000000" w:themeColor="text1"/>
+          <w:lang w:val="fi-FI"/>
+          <w:rPrChange w:id="68" w:author="Microsoft Office User" w:date="2025-05-01T08:13:00Z">
+            <w:rPr>
+              <w:rFonts w:cstheme="minorHAnsi"/>
+              <w:color w:val="000000" w:themeColor="text1"/>
+            </w:rPr>
+          </w:rPrChange>
+        </w:rPr>
+        <w:t xml:space="preserve">, J., Lin, Y., &amp; </w:t>
+      </w:r>
+      <w:proofErr w:type="spellStart"/>
+      <w:r>
+        <w:rPr>
+          <w:rFonts w:cstheme="minorHAnsi"/>
+          <w:color w:val="000000" w:themeColor="text1"/>
+          <w:lang w:val="fi-FI"/>
+          <w:rPrChange w:id="69" w:author="Microsoft Office User" w:date="2025-05-01T08:13:00Z">
+            <w:rPr>
+              <w:rFonts w:cstheme="minorHAnsi"/>
+              <w:color w:val="000000" w:themeColor="text1"/>
+            </w:rPr>
+          </w:rPrChange>
+        </w:rPr>
+        <w:t>Pevzner</w:t>
+      </w:r>
+      <w:proofErr w:type="spellEnd"/>
+      <w:r>
+        <w:rPr>
+          <w:rFonts w:cstheme="minorHAnsi"/>
+          <w:color w:val="000000" w:themeColor="text1"/>
+          <w:lang w:val="fi-FI"/>
+          <w:rPrChange w:id="70" w:author="Microsoft Office User" w:date="2025-05-01T08:13:00Z">
             <w:rPr>
               <w:rFonts w:cstheme="minorHAnsi"/>
               <w:color w:val="000000" w:themeColor="text1"/>
@@ -3908,7 +3946,7 @@
       </w:r>
     </w:p>
   </w:comment>
-  <w:comment w:id="50" w:author="Kyle Ewart" w:date="2024-12-02T22:42:00Z" w:initials="KE">
+  <w:comment w:id="53" w:author="Kyle Ewart" w:date="2024-12-02T22:42:00Z" w:initials="KE">
     <w:p>
       <w:pPr>
         <w:pStyle w:val="CommentText"/>
@@ -3945,7 +3983,7 @@
       </w:r>
     </w:p>
   </w:comment>
-  <w:comment w:id="61" w:author="Kyle Ewart" w:date="2024-12-02T22:30:00Z" w:initials="KE">
+  <w:comment w:id="64" w:author="Kyle Ewart" w:date="2024-12-02T22:30:00Z" w:initials="KE">
     <w:p>
       <w:pPr>
         <w:pStyle w:val="CommentText"/>
@@ -5368,11 +5406,11 @@
   <w15:person w15:author="Kyle Ewart">
     <w15:presenceInfo w15:providerId="None" w15:userId="Kyle Ewart"/>
   </w15:person>
+  <w15:person w15:author="Microsoft Office User">
+    <w15:presenceInfo w15:providerId="None" w15:userId="Microsoft Office User"/>
+  </w15:person>
   <w15:person w15:author="Maxim Warwick Dus Adams">
     <w15:presenceInfo w15:providerId="AD" w15:userId="S::mada0372@uni.sydney.edu.au::a796d51e-a8d6-4ce3-9ff1-4e9ba86a5d37"/>
-  </w15:person>
-  <w15:person w15:author="Microsoft Office User">
-    <w15:presenceInfo w15:providerId="None" w15:userId="Microsoft Office User"/>
   </w15:person>
   <w15:person w15:author="Zhuzhi Zhang">
     <w15:presenceInfo w15:providerId="Windows Live" w15:userId="854aee8d044e4a5b"/>
